--- a/risk-vs-reward/downloads/one-sheet.docx
+++ b/risk-vs-reward/downloads/one-sheet.docx
@@ -4,311 +4,340 @@
   <w:body>
     <w:p>
       <w:pPr>
-        <w:rPr>
-          <w:rFonts w:ascii="Arial" w:hAnsi="Arial" w:cs="Arial"/>
+        <w:jc w:val="center"/>
+        <w:rPr>
+          <w:rFonts w:ascii="Helvetica Neue" w:hAnsi="Helvetica Neue" w:cs="Arial"/>
           <w:b/>
           <w:bCs/>
-          <w:sz w:val="22"/>
-          <w:szCs w:val="22"/>
-        </w:rPr>
-      </w:pPr>
-      <w:r>
-        <w:rPr>
-          <w:rFonts w:ascii="Arial" w:hAnsi="Arial" w:cs="Arial"/>
+        </w:rPr>
+      </w:pPr>
+      <w:r>
+        <w:rPr>
+          <w:rFonts w:ascii="Helvetica Neue" w:hAnsi="Helvetica Neue" w:cs="Arial"/>
           <w:b/>
           <w:bCs/>
-          <w:sz w:val="22"/>
-          <w:szCs w:val="22"/>
         </w:rPr>
         <w:t>RISK vs. REWARD</w:t>
       </w:r>
-    </w:p>
-    <w:p>
-      <w:pPr>
-        <w:rPr>
-          <w:rFonts w:ascii="Arial" w:hAnsi="Arial" w:cs="Arial"/>
+      <w:r>
+        <w:rPr>
+          <w:rFonts w:ascii="Helvetica Neue" w:hAnsi="Helvetica Neue"/>
           <w:b/>
           <w:bCs/>
-          <w:sz w:val="22"/>
-          <w:szCs w:val="22"/>
-        </w:rPr>
-      </w:pPr>
-    </w:p>
-    <w:p>
-      <w:pPr>
-        <w:rPr>
-          <w:rFonts w:ascii="Arial" w:hAnsi="Arial" w:cs="Arial"/>
+          <w:shd w:val="clear" w:color="auto" w:fill="F9F9F9"/>
+          <w:lang w:val="de-DE"/>
+        </w:rPr>
+        <w:t xml:space="preserve"> </w:t>
+      </w:r>
+      <w:r>
+        <w:rPr>
+          <w:rFonts w:ascii="Helvetica Neue" w:hAnsi="Helvetica Neue"/>
           <w:b/>
           <w:bCs/>
-          <w:sz w:val="22"/>
-          <w:szCs w:val="22"/>
-        </w:rPr>
-      </w:pPr>
-      <w:r>
-        <w:rPr>
-          <w:rFonts w:ascii="Arial" w:hAnsi="Arial" w:cs="Arial"/>
+          <w:shd w:val="clear" w:color="auto" w:fill="F9F9F9"/>
+        </w:rPr>
+        <w:t>–</w:t>
+      </w:r>
+      <w:r>
+        <w:rPr>
+          <w:rFonts w:ascii="Helvetica Neue" w:hAnsi="Helvetica Neue"/>
           <w:b/>
           <w:bCs/>
-          <w:sz w:val="22"/>
-          <w:szCs w:val="22"/>
-        </w:rPr>
-        <w:t>How much would you bet you're right?</w:t>
-      </w:r>
-    </w:p>
-    <w:p>
-      <w:pPr>
-        <w:rPr>
-          <w:rFonts w:ascii="Arial" w:hAnsi="Arial" w:cs="Arial"/>
-          <w:sz w:val="22"/>
-          <w:szCs w:val="22"/>
-        </w:rPr>
-      </w:pPr>
-    </w:p>
-    <w:p>
-      <w:pPr>
-        <w:rPr>
-          <w:rFonts w:ascii="Arial" w:hAnsi="Arial" w:cs="Arial"/>
-          <w:sz w:val="22"/>
-          <w:szCs w:val="22"/>
-        </w:rPr>
-      </w:pPr>
-      <w:r>
-        <w:rPr>
-          <w:rFonts w:ascii="Arial" w:hAnsi="Arial" w:cs="Arial"/>
+          <w:shd w:val="clear" w:color="auto" w:fill="F9F9F9"/>
+        </w:rPr>
+        <w:t xml:space="preserve"> One Sheet</w:t>
+      </w:r>
+    </w:p>
+    <w:p>
+      <w:pPr>
+        <w:rPr>
+          <w:rFonts w:ascii="Helvetica Neue" w:hAnsi="Helvetica Neue" w:cs="Arial"/>
           <w:b/>
           <w:bCs/>
           <w:sz w:val="22"/>
           <w:szCs w:val="22"/>
         </w:rPr>
-        <w:t>1-Hour Studio Game Show</w:t>
-      </w:r>
-      <w:r>
-        <w:rPr>
-          <w:rFonts w:ascii="Arial" w:hAnsi="Arial" w:cs="Arial"/>
-          <w:sz w:val="22"/>
-          <w:szCs w:val="22"/>
-        </w:rPr>
-        <w:br/>
-      </w:r>
-      <w:r>
-        <w:rPr>
-          <w:rFonts w:ascii="Arial" w:hAnsi="Arial" w:cs="Arial"/>
+      </w:pPr>
+    </w:p>
+    <w:p>
+      <w:pPr>
+        <w:rPr>
+          <w:rFonts w:ascii="Helvetica Neue" w:hAnsi="Helvetica Neue" w:cs="Arial"/>
           <w:b/>
           <w:bCs/>
-          <w:sz w:val="22"/>
-          <w:szCs w:val="22"/>
-        </w:rPr>
-        <w:t>Players: Solo Contestants or Couples</w:t>
-      </w:r>
-      <w:r>
-        <w:rPr>
-          <w:rFonts w:ascii="Arial" w:hAnsi="Arial" w:cs="Arial"/>
-          <w:sz w:val="22"/>
-          <w:szCs w:val="22"/>
-        </w:rPr>
-        <w:br/>
-      </w:r>
-      <w:r>
-        <w:rPr>
-          <w:rFonts w:ascii="Arial" w:hAnsi="Arial" w:cs="Arial"/>
+          <w:i/>
+          <w:iCs/>
+          <w:sz w:val="22"/>
+          <w:szCs w:val="22"/>
+        </w:rPr>
+      </w:pPr>
+      <w:r>
+        <w:rPr>
+          <w:rFonts w:ascii="Helvetica Neue" w:hAnsi="Helvetica Neue" w:cs="Arial"/>
           <w:b/>
           <w:bCs/>
-          <w:sz w:val="22"/>
-          <w:szCs w:val="22"/>
-        </w:rPr>
-        <w:t xml:space="preserve">Prize Range: $0.01 </w:t>
-      </w:r>
-      <w:r>
-        <w:rPr>
-          <w:rFonts w:ascii="Arial" w:hAnsi="Arial" w:cs="Arial"/>
+          <w:i/>
+          <w:iCs/>
+          <w:sz w:val="22"/>
+          <w:szCs w:val="22"/>
+        </w:rPr>
+        <w:t>How much would you bet you're right?</w:t>
+      </w:r>
+    </w:p>
+    <w:p>
+      <w:pPr>
+        <w:rPr>
+          <w:rFonts w:ascii="Helvetica Neue" w:hAnsi="Helvetica Neue" w:cs="Arial"/>
+          <w:sz w:val="22"/>
+          <w:szCs w:val="22"/>
+        </w:rPr>
+      </w:pPr>
+    </w:p>
+    <w:p>
+      <w:pPr>
+        <w:rPr>
+          <w:rFonts w:ascii="Helvetica Neue" w:hAnsi="Helvetica Neue" w:cs="Arial"/>
+          <w:sz w:val="22"/>
+          <w:szCs w:val="22"/>
+        </w:rPr>
+      </w:pPr>
+      <w:r>
+        <w:rPr>
+          <w:rFonts w:ascii="Helvetica Neue" w:hAnsi="Helvetica Neue" w:cs="Arial"/>
           <w:b/>
           <w:bCs/>
           <w:sz w:val="22"/>
           <w:szCs w:val="22"/>
         </w:rPr>
-        <w:t>to</w:t>
-      </w:r>
-      <w:r>
-        <w:rPr>
-          <w:rFonts w:ascii="Arial" w:hAnsi="Arial" w:cs="Arial"/>
+        <w:t>1-Hour Studio Game Show</w:t>
+      </w:r>
+      <w:r>
+        <w:rPr>
+          <w:rFonts w:ascii="Helvetica Neue" w:hAnsi="Helvetica Neue" w:cs="Arial"/>
+          <w:sz w:val="22"/>
+          <w:szCs w:val="22"/>
+        </w:rPr>
+        <w:br/>
+      </w:r>
+      <w:r>
+        <w:rPr>
+          <w:rFonts w:ascii="Helvetica Neue" w:hAnsi="Helvetica Neue" w:cs="Arial"/>
           <w:b/>
           <w:bCs/>
           <w:sz w:val="22"/>
           <w:szCs w:val="22"/>
         </w:rPr>
-        <w:t xml:space="preserve"> $1,000,000</w:t>
-      </w:r>
-    </w:p>
-    <w:p>
-      <w:pPr>
-        <w:rPr>
-          <w:rFonts w:ascii="Arial" w:hAnsi="Arial" w:cs="Arial"/>
-          <w:sz w:val="22"/>
-          <w:szCs w:val="22"/>
-        </w:rPr>
-      </w:pPr>
-    </w:p>
-    <w:p>
-      <w:pPr>
-        <w:rPr>
-          <w:rFonts w:ascii="Arial" w:hAnsi="Arial" w:cs="Arial"/>
+        <w:t>Players: Solo Contestants or Couples</w:t>
+      </w:r>
+      <w:r>
+        <w:rPr>
+          <w:rFonts w:ascii="Helvetica Neue" w:hAnsi="Helvetica Neue" w:cs="Arial"/>
+          <w:sz w:val="22"/>
+          <w:szCs w:val="22"/>
+        </w:rPr>
+        <w:br/>
+      </w:r>
+      <w:r>
+        <w:rPr>
+          <w:rFonts w:ascii="Helvetica Neue" w:hAnsi="Helvetica Neue" w:cs="Arial"/>
           <w:b/>
           <w:bCs/>
           <w:sz w:val="22"/>
           <w:szCs w:val="22"/>
         </w:rPr>
-      </w:pPr>
-      <w:r>
-        <w:rPr>
-          <w:rFonts w:ascii="Arial" w:hAnsi="Arial" w:cs="Arial"/>
+        <w:t xml:space="preserve">Prize Range: $0.01 </w:t>
+      </w:r>
+      <w:r>
+        <w:rPr>
+          <w:rFonts w:ascii="Helvetica Neue" w:hAnsi="Helvetica Neue" w:cs="Arial"/>
           <w:b/>
           <w:bCs/>
           <w:sz w:val="22"/>
           <w:szCs w:val="22"/>
         </w:rPr>
-        <w:t>LOGLINE</w:t>
-      </w:r>
-    </w:p>
-    <w:p>
-      <w:pPr>
-        <w:rPr>
-          <w:rFonts w:ascii="Arial" w:hAnsi="Arial" w:cs="Arial"/>
-          <w:sz w:val="22"/>
-          <w:szCs w:val="22"/>
-        </w:rPr>
-      </w:pPr>
-    </w:p>
-    <w:p>
-      <w:pPr>
-        <w:rPr>
-          <w:rFonts w:ascii="Arial" w:hAnsi="Arial" w:cs="Arial"/>
-          <w:sz w:val="22"/>
-          <w:szCs w:val="22"/>
-        </w:rPr>
-      </w:pPr>
-      <w:r>
-        <w:rPr>
-          <w:rFonts w:ascii="Arial" w:hAnsi="Arial" w:cs="Arial"/>
-          <w:sz w:val="22"/>
-          <w:szCs w:val="22"/>
-        </w:rPr>
-        <w:t xml:space="preserve">Contestants answer trivia questions—but </w:t>
-      </w:r>
-      <w:r>
-        <w:rPr>
-          <w:rFonts w:ascii="Arial" w:hAnsi="Arial" w:cs="Arial"/>
-          <w:sz w:val="22"/>
-          <w:szCs w:val="22"/>
-        </w:rPr>
-        <w:t>before locking in an</w:t>
-      </w:r>
-      <w:r>
-        <w:rPr>
-          <w:rFonts w:ascii="Arial" w:hAnsi="Arial" w:cs="Arial"/>
-          <w:sz w:val="22"/>
-          <w:szCs w:val="22"/>
-        </w:rPr>
-        <w:t xml:space="preserve"> answer, they must decide how much they trust their </w:t>
-      </w:r>
-      <w:r>
-        <w:rPr>
-          <w:rFonts w:ascii="Arial" w:hAnsi="Arial" w:cs="Arial"/>
-          <w:sz w:val="22"/>
-          <w:szCs w:val="22"/>
-        </w:rPr>
-        <w:t>choice</w:t>
-      </w:r>
-      <w:r>
-        <w:rPr>
-          <w:rFonts w:ascii="Arial" w:hAnsi="Arial" w:cs="Arial"/>
-          <w:sz w:val="22"/>
-          <w:szCs w:val="22"/>
-        </w:rPr>
-        <w:t xml:space="preserve">. That </w:t>
-      </w:r>
-      <w:r>
-        <w:rPr>
-          <w:rFonts w:ascii="Arial" w:hAnsi="Arial" w:cs="Arial"/>
-          <w:sz w:val="22"/>
-          <w:szCs w:val="22"/>
-        </w:rPr>
-        <w:t xml:space="preserve">decision </w:t>
-      </w:r>
-      <w:r>
-        <w:rPr>
-          <w:rFonts w:ascii="Arial" w:hAnsi="Arial" w:cs="Arial"/>
-          <w:sz w:val="22"/>
-          <w:szCs w:val="22"/>
-        </w:rPr>
-        <w:t xml:space="preserve">determines how much they can win or lose and </w:t>
-      </w:r>
-      <w:r>
-        <w:rPr>
-          <w:rFonts w:ascii="Arial" w:hAnsi="Arial" w:cs="Arial"/>
-          <w:sz w:val="22"/>
-          <w:szCs w:val="22"/>
-        </w:rPr>
-        <w:t xml:space="preserve">permanently </w:t>
-      </w:r>
-      <w:r>
-        <w:rPr>
-          <w:rFonts w:ascii="Arial" w:hAnsi="Arial" w:cs="Arial"/>
-          <w:sz w:val="22"/>
-          <w:szCs w:val="22"/>
-        </w:rPr>
-        <w:t>shapes their path toward a $1,000,000 prize.</w:t>
-      </w:r>
-    </w:p>
-    <w:p>
-      <w:pPr>
-        <w:rPr>
-          <w:rFonts w:ascii="Arial" w:hAnsi="Arial" w:cs="Arial"/>
-          <w:sz w:val="22"/>
-          <w:szCs w:val="22"/>
-        </w:rPr>
-      </w:pPr>
-    </w:p>
-    <w:p>
-      <w:pPr>
-        <w:rPr>
-          <w:rFonts w:ascii="Arial" w:hAnsi="Arial" w:cs="Arial"/>
+        <w:t>to</w:t>
+      </w:r>
+      <w:r>
+        <w:rPr>
+          <w:rFonts w:ascii="Helvetica Neue" w:hAnsi="Helvetica Neue" w:cs="Arial"/>
           <w:b/>
           <w:bCs/>
           <w:sz w:val="22"/>
           <w:szCs w:val="22"/>
         </w:rPr>
-      </w:pPr>
-      <w:r>
-        <w:rPr>
-          <w:rFonts w:ascii="Arial" w:hAnsi="Arial" w:cs="Arial"/>
+        <w:t xml:space="preserve"> $1,000,000</w:t>
+      </w:r>
+    </w:p>
+    <w:p>
+      <w:pPr>
+        <w:rPr>
+          <w:rFonts w:ascii="Helvetica Neue" w:hAnsi="Helvetica Neue" w:cs="Arial"/>
+          <w:sz w:val="22"/>
+          <w:szCs w:val="22"/>
+        </w:rPr>
+      </w:pPr>
+    </w:p>
+    <w:p>
+      <w:pPr>
+        <w:rPr>
+          <w:rFonts w:ascii="Helvetica Neue" w:hAnsi="Helvetica Neue" w:cs="Arial"/>
           <w:b/>
           <w:bCs/>
           <w:sz w:val="22"/>
           <w:szCs w:val="22"/>
         </w:rPr>
+      </w:pPr>
+      <w:r>
+        <w:rPr>
+          <w:rFonts w:ascii="Helvetica Neue" w:hAnsi="Helvetica Neue" w:cs="Arial"/>
+          <w:b/>
+          <w:bCs/>
+          <w:sz w:val="22"/>
+          <w:szCs w:val="22"/>
+        </w:rPr>
+        <w:t>LOGLINE</w:t>
+      </w:r>
+    </w:p>
+    <w:p>
+      <w:pPr>
+        <w:rPr>
+          <w:rFonts w:ascii="Helvetica Neue" w:hAnsi="Helvetica Neue" w:cs="Arial"/>
+          <w:sz w:val="22"/>
+          <w:szCs w:val="22"/>
+        </w:rPr>
+      </w:pPr>
+    </w:p>
+    <w:p>
+      <w:pPr>
+        <w:rPr>
+          <w:rFonts w:ascii="Helvetica Neue" w:hAnsi="Helvetica Neue" w:cs="Arial"/>
+          <w:sz w:val="22"/>
+          <w:szCs w:val="22"/>
+        </w:rPr>
+      </w:pPr>
+      <w:r>
+        <w:rPr>
+          <w:rFonts w:ascii="Helvetica Neue" w:hAnsi="Helvetica Neue" w:cs="Arial"/>
+          <w:sz w:val="22"/>
+          <w:szCs w:val="22"/>
+        </w:rPr>
+        <w:t xml:space="preserve">Contestants answer trivia questions—but </w:t>
+      </w:r>
+      <w:r>
+        <w:rPr>
+          <w:rFonts w:ascii="Helvetica Neue" w:hAnsi="Helvetica Neue" w:cs="Arial"/>
+          <w:sz w:val="22"/>
+          <w:szCs w:val="22"/>
+        </w:rPr>
+        <w:t>before locking in an</w:t>
+      </w:r>
+      <w:r>
+        <w:rPr>
+          <w:rFonts w:ascii="Helvetica Neue" w:hAnsi="Helvetica Neue" w:cs="Arial"/>
+          <w:sz w:val="22"/>
+          <w:szCs w:val="22"/>
+        </w:rPr>
+        <w:t xml:space="preserve"> answer, they must decide how much they trust their </w:t>
+      </w:r>
+      <w:r>
+        <w:rPr>
+          <w:rFonts w:ascii="Helvetica Neue" w:hAnsi="Helvetica Neue" w:cs="Arial"/>
+          <w:sz w:val="22"/>
+          <w:szCs w:val="22"/>
+        </w:rPr>
+        <w:t>choice</w:t>
+      </w:r>
+      <w:r>
+        <w:rPr>
+          <w:rFonts w:ascii="Helvetica Neue" w:hAnsi="Helvetica Neue" w:cs="Arial"/>
+          <w:sz w:val="22"/>
+          <w:szCs w:val="22"/>
+        </w:rPr>
+        <w:t xml:space="preserve">. That </w:t>
+      </w:r>
+      <w:r>
+        <w:rPr>
+          <w:rFonts w:ascii="Helvetica Neue" w:hAnsi="Helvetica Neue" w:cs="Arial"/>
+          <w:sz w:val="22"/>
+          <w:szCs w:val="22"/>
+        </w:rPr>
+        <w:t xml:space="preserve">decision </w:t>
+      </w:r>
+      <w:r>
+        <w:rPr>
+          <w:rFonts w:ascii="Helvetica Neue" w:hAnsi="Helvetica Neue" w:cs="Arial"/>
+          <w:sz w:val="22"/>
+          <w:szCs w:val="22"/>
+        </w:rPr>
+        <w:t xml:space="preserve">determines how much they can win or lose and </w:t>
+      </w:r>
+      <w:r>
+        <w:rPr>
+          <w:rFonts w:ascii="Helvetica Neue" w:hAnsi="Helvetica Neue" w:cs="Arial"/>
+          <w:sz w:val="22"/>
+          <w:szCs w:val="22"/>
+        </w:rPr>
+        <w:t xml:space="preserve">permanently </w:t>
+      </w:r>
+      <w:r>
+        <w:rPr>
+          <w:rFonts w:ascii="Helvetica Neue" w:hAnsi="Helvetica Neue" w:cs="Arial"/>
+          <w:sz w:val="22"/>
+          <w:szCs w:val="22"/>
+        </w:rPr>
+        <w:t>shapes their path toward a $1,000,000 prize.</w:t>
+      </w:r>
+    </w:p>
+    <w:p>
+      <w:pPr>
+        <w:rPr>
+          <w:rFonts w:ascii="Helvetica Neue" w:hAnsi="Helvetica Neue" w:cs="Arial"/>
+          <w:sz w:val="22"/>
+          <w:szCs w:val="22"/>
+        </w:rPr>
+      </w:pPr>
+    </w:p>
+    <w:p>
+      <w:pPr>
+        <w:rPr>
+          <w:rFonts w:ascii="Helvetica Neue" w:hAnsi="Helvetica Neue" w:cs="Arial"/>
+          <w:b/>
+          <w:bCs/>
+          <w:sz w:val="22"/>
+          <w:szCs w:val="22"/>
+        </w:rPr>
+      </w:pPr>
+      <w:r>
+        <w:rPr>
+          <w:rFonts w:ascii="Helvetica Neue" w:hAnsi="Helvetica Neue" w:cs="Arial"/>
+          <w:b/>
+          <w:bCs/>
+          <w:sz w:val="22"/>
+          <w:szCs w:val="22"/>
+        </w:rPr>
         <w:t>CONCEPT</w:t>
       </w:r>
     </w:p>
     <w:p>
       <w:pPr>
         <w:rPr>
-          <w:rFonts w:ascii="Arial" w:hAnsi="Arial" w:cs="Arial"/>
-          <w:sz w:val="22"/>
-          <w:szCs w:val="22"/>
-        </w:rPr>
-      </w:pPr>
-    </w:p>
-    <w:p>
-      <w:pPr>
-        <w:rPr>
-          <w:rFonts w:ascii="Arial" w:hAnsi="Arial" w:cs="Arial"/>
-          <w:sz w:val="22"/>
-          <w:szCs w:val="22"/>
-        </w:rPr>
-      </w:pPr>
-      <w:r>
-        <w:rPr>
-          <w:rFonts w:ascii="Arial" w:hAnsi="Arial" w:cs="Arial"/>
+          <w:rFonts w:ascii="Helvetica Neue" w:hAnsi="Helvetica Neue" w:cs="Arial"/>
+          <w:sz w:val="22"/>
+          <w:szCs w:val="22"/>
+        </w:rPr>
+      </w:pPr>
+    </w:p>
+    <w:p>
+      <w:pPr>
+        <w:rPr>
+          <w:rFonts w:ascii="Helvetica Neue" w:hAnsi="Helvetica Neue" w:cs="Arial"/>
+          <w:sz w:val="22"/>
+          <w:szCs w:val="22"/>
+        </w:rPr>
+      </w:pPr>
+      <w:r>
+        <w:rPr>
+          <w:rFonts w:ascii="Helvetica Neue" w:hAnsi="Helvetica Neue" w:cs="Arial"/>
           <w:sz w:val="22"/>
           <w:szCs w:val="22"/>
         </w:rPr>
@@ -318,23 +347,23 @@
     <w:p>
       <w:pPr>
         <w:rPr>
-          <w:rFonts w:ascii="Arial" w:hAnsi="Arial" w:cs="Arial"/>
-          <w:sz w:val="22"/>
-          <w:szCs w:val="22"/>
-        </w:rPr>
-      </w:pPr>
-    </w:p>
-    <w:p>
-      <w:pPr>
-        <w:rPr>
-          <w:rFonts w:ascii="Arial" w:hAnsi="Arial" w:cs="Arial"/>
-          <w:sz w:val="22"/>
-          <w:szCs w:val="22"/>
-        </w:rPr>
-      </w:pPr>
-      <w:r>
-        <w:rPr>
-          <w:rFonts w:ascii="Arial" w:hAnsi="Arial" w:cs="Arial"/>
+          <w:rFonts w:ascii="Helvetica Neue" w:hAnsi="Helvetica Neue" w:cs="Arial"/>
+          <w:sz w:val="22"/>
+          <w:szCs w:val="22"/>
+        </w:rPr>
+      </w:pPr>
+    </w:p>
+    <w:p>
+      <w:pPr>
+        <w:rPr>
+          <w:rFonts w:ascii="Helvetica Neue" w:hAnsi="Helvetica Neue" w:cs="Arial"/>
+          <w:sz w:val="22"/>
+          <w:szCs w:val="22"/>
+        </w:rPr>
+      </w:pPr>
+      <w:r>
+        <w:rPr>
+          <w:rFonts w:ascii="Helvetica Neue" w:hAnsi="Helvetica Neue" w:cs="Arial"/>
           <w:sz w:val="22"/>
           <w:szCs w:val="22"/>
         </w:rPr>
@@ -344,23 +373,23 @@
     <w:p>
       <w:pPr>
         <w:rPr>
-          <w:rFonts w:ascii="Arial" w:hAnsi="Arial" w:cs="Arial"/>
-          <w:sz w:val="22"/>
-          <w:szCs w:val="22"/>
-        </w:rPr>
-      </w:pPr>
-    </w:p>
-    <w:p>
-      <w:pPr>
-        <w:rPr>
-          <w:rFonts w:ascii="Arial" w:hAnsi="Arial" w:cs="Arial"/>
-          <w:sz w:val="22"/>
-          <w:szCs w:val="22"/>
-        </w:rPr>
-      </w:pPr>
-      <w:r>
-        <w:rPr>
-          <w:rFonts w:ascii="Arial" w:hAnsi="Arial" w:cs="Arial"/>
+          <w:rFonts w:ascii="Helvetica Neue" w:hAnsi="Helvetica Neue" w:cs="Arial"/>
+          <w:sz w:val="22"/>
+          <w:szCs w:val="22"/>
+        </w:rPr>
+      </w:pPr>
+    </w:p>
+    <w:p>
+      <w:pPr>
+        <w:rPr>
+          <w:rFonts w:ascii="Helvetica Neue" w:hAnsi="Helvetica Neue" w:cs="Arial"/>
+          <w:sz w:val="22"/>
+          <w:szCs w:val="22"/>
+        </w:rPr>
+      </w:pPr>
+      <w:r>
+        <w:rPr>
+          <w:rFonts w:ascii="Helvetica Neue" w:hAnsi="Helvetica Neue" w:cs="Arial"/>
           <w:sz w:val="22"/>
           <w:szCs w:val="22"/>
         </w:rPr>
@@ -370,7 +399,7 @@
     <w:p>
       <w:pPr>
         <w:rPr>
-          <w:rFonts w:ascii="Arial" w:hAnsi="Arial" w:cs="Arial"/>
+          <w:rFonts w:ascii="Helvetica Neue" w:hAnsi="Helvetica Neue" w:cs="Arial"/>
           <w:sz w:val="22"/>
           <w:szCs w:val="22"/>
         </w:rPr>
@@ -383,14 +412,14 @@
           <w:numId w:val="4"/>
         </w:numPr>
         <w:rPr>
-          <w:rFonts w:ascii="Arial" w:hAnsi="Arial" w:cs="Arial"/>
-          <w:sz w:val="22"/>
-          <w:szCs w:val="22"/>
-        </w:rPr>
-      </w:pPr>
-      <w:r>
-        <w:rPr>
-          <w:rFonts w:ascii="Arial" w:hAnsi="Arial" w:cs="Arial"/>
+          <w:rFonts w:ascii="Helvetica Neue" w:hAnsi="Helvetica Neue" w:cs="Arial"/>
+          <w:sz w:val="22"/>
+          <w:szCs w:val="22"/>
+        </w:rPr>
+      </w:pPr>
+      <w:r>
+        <w:rPr>
+          <w:rFonts w:ascii="Helvetica Neue" w:hAnsi="Helvetica Neue" w:cs="Arial"/>
           <w:sz w:val="22"/>
           <w:szCs w:val="22"/>
         </w:rPr>
@@ -404,14 +433,14 @@
           <w:numId w:val="4"/>
         </w:numPr>
         <w:rPr>
-          <w:rFonts w:ascii="Arial" w:hAnsi="Arial" w:cs="Arial"/>
-          <w:sz w:val="22"/>
-          <w:szCs w:val="22"/>
-        </w:rPr>
-      </w:pPr>
-      <w:r>
-        <w:rPr>
-          <w:rFonts w:ascii="Arial" w:hAnsi="Arial" w:cs="Arial"/>
+          <w:rFonts w:ascii="Helvetica Neue" w:hAnsi="Helvetica Neue" w:cs="Arial"/>
+          <w:sz w:val="22"/>
+          <w:szCs w:val="22"/>
+        </w:rPr>
+      </w:pPr>
+      <w:r>
+        <w:rPr>
+          <w:rFonts w:ascii="Helvetica Neue" w:hAnsi="Helvetica Neue" w:cs="Arial"/>
           <w:sz w:val="22"/>
           <w:szCs w:val="22"/>
         </w:rPr>
@@ -425,14 +454,14 @@
           <w:numId w:val="4"/>
         </w:numPr>
         <w:rPr>
-          <w:rFonts w:ascii="Arial" w:hAnsi="Arial" w:cs="Arial"/>
-          <w:sz w:val="22"/>
-          <w:szCs w:val="22"/>
-        </w:rPr>
-      </w:pPr>
-      <w:r>
-        <w:rPr>
-          <w:rFonts w:ascii="Arial" w:hAnsi="Arial" w:cs="Arial"/>
+          <w:rFonts w:ascii="Helvetica Neue" w:hAnsi="Helvetica Neue" w:cs="Arial"/>
+          <w:sz w:val="22"/>
+          <w:szCs w:val="22"/>
+        </w:rPr>
+      </w:pPr>
+      <w:r>
+        <w:rPr>
+          <w:rFonts w:ascii="Helvetica Neue" w:hAnsi="Helvetica Neue" w:cs="Arial"/>
           <w:sz w:val="22"/>
           <w:szCs w:val="22"/>
         </w:rPr>
@@ -443,23 +472,23 @@
       <w:pPr>
         <w:ind w:left="720"/>
         <w:rPr>
-          <w:rFonts w:ascii="Arial" w:hAnsi="Arial" w:cs="Arial"/>
-          <w:sz w:val="22"/>
-          <w:szCs w:val="22"/>
-        </w:rPr>
-      </w:pPr>
-    </w:p>
-    <w:p>
-      <w:pPr>
-        <w:rPr>
-          <w:rFonts w:ascii="Arial" w:hAnsi="Arial" w:cs="Arial"/>
-          <w:sz w:val="22"/>
-          <w:szCs w:val="22"/>
-        </w:rPr>
-      </w:pPr>
-      <w:r>
-        <w:rPr>
-          <w:rFonts w:ascii="Arial" w:hAnsi="Arial" w:cs="Arial"/>
+          <w:rFonts w:ascii="Helvetica Neue" w:hAnsi="Helvetica Neue" w:cs="Arial"/>
+          <w:sz w:val="22"/>
+          <w:szCs w:val="22"/>
+        </w:rPr>
+      </w:pPr>
+    </w:p>
+    <w:p>
+      <w:pPr>
+        <w:rPr>
+          <w:rFonts w:ascii="Helvetica Neue" w:hAnsi="Helvetica Neue" w:cs="Arial"/>
+          <w:sz w:val="22"/>
+          <w:szCs w:val="22"/>
+        </w:rPr>
+      </w:pPr>
+      <w:r>
+        <w:rPr>
+          <w:rFonts w:ascii="Helvetica Neue" w:hAnsi="Helvetica Neue" w:cs="Arial"/>
           <w:sz w:val="22"/>
           <w:szCs w:val="22"/>
         </w:rPr>
@@ -469,23 +498,23 @@
     <w:p>
       <w:pPr>
         <w:rPr>
-          <w:rFonts w:ascii="Arial" w:hAnsi="Arial" w:cs="Arial"/>
-          <w:sz w:val="22"/>
-          <w:szCs w:val="22"/>
-        </w:rPr>
-      </w:pPr>
-    </w:p>
-    <w:p>
-      <w:pPr>
-        <w:rPr>
-          <w:rFonts w:ascii="Arial" w:hAnsi="Arial" w:cs="Arial"/>
-          <w:sz w:val="22"/>
-          <w:szCs w:val="22"/>
-        </w:rPr>
-      </w:pPr>
-      <w:r>
-        <w:rPr>
-          <w:rFonts w:ascii="Arial" w:hAnsi="Arial" w:cs="Arial"/>
+          <w:rFonts w:ascii="Helvetica Neue" w:hAnsi="Helvetica Neue" w:cs="Arial"/>
+          <w:sz w:val="22"/>
+          <w:szCs w:val="22"/>
+        </w:rPr>
+      </w:pPr>
+    </w:p>
+    <w:p>
+      <w:pPr>
+        <w:rPr>
+          <w:rFonts w:ascii="Helvetica Neue" w:hAnsi="Helvetica Neue" w:cs="Arial"/>
+          <w:sz w:val="22"/>
+          <w:szCs w:val="22"/>
+        </w:rPr>
+      </w:pPr>
+      <w:r>
+        <w:rPr>
+          <w:rFonts w:ascii="Helvetica Neue" w:hAnsi="Helvetica Neue" w:cs="Arial"/>
           <w:sz w:val="22"/>
           <w:szCs w:val="22"/>
         </w:rPr>
@@ -495,16 +524,16 @@
     <w:p>
       <w:pPr>
         <w:rPr>
-          <w:rFonts w:ascii="Arial" w:hAnsi="Arial" w:cs="Arial"/>
-          <w:sz w:val="22"/>
-          <w:szCs w:val="22"/>
-        </w:rPr>
-      </w:pPr>
-    </w:p>
-    <w:p>
-      <w:pPr>
-        <w:rPr>
-          <w:rFonts w:ascii="Arial" w:hAnsi="Arial" w:cs="Arial"/>
+          <w:rFonts w:ascii="Helvetica Neue" w:hAnsi="Helvetica Neue" w:cs="Arial"/>
+          <w:sz w:val="22"/>
+          <w:szCs w:val="22"/>
+        </w:rPr>
+      </w:pPr>
+    </w:p>
+    <w:p>
+      <w:pPr>
+        <w:rPr>
+          <w:rFonts w:ascii="Helvetica Neue" w:hAnsi="Helvetica Neue" w:cs="Arial"/>
           <w:b/>
           <w:bCs/>
           <w:sz w:val="22"/>
@@ -513,7 +542,7 @@
       </w:pPr>
       <w:r>
         <w:rPr>
-          <w:rFonts w:ascii="Arial" w:hAnsi="Arial" w:cs="Arial"/>
+          <w:rFonts w:ascii="Helvetica Neue" w:hAnsi="Helvetica Neue" w:cs="Arial"/>
           <w:b/>
           <w:bCs/>
           <w:sz w:val="22"/>
@@ -525,7 +554,7 @@
     <w:p>
       <w:pPr>
         <w:rPr>
-          <w:rFonts w:ascii="Arial" w:hAnsi="Arial" w:cs="Arial"/>
+          <w:rFonts w:ascii="Helvetica Neue" w:hAnsi="Helvetica Neue" w:cs="Arial"/>
           <w:sz w:val="22"/>
           <w:szCs w:val="22"/>
         </w:rPr>
@@ -538,14 +567,14 @@
           <w:numId w:val="5"/>
         </w:numPr>
         <w:rPr>
-          <w:rFonts w:ascii="Arial" w:hAnsi="Arial" w:cs="Arial"/>
-          <w:sz w:val="22"/>
-          <w:szCs w:val="22"/>
-        </w:rPr>
-      </w:pPr>
-      <w:r>
-        <w:rPr>
-          <w:rFonts w:ascii="Arial" w:hAnsi="Arial" w:cs="Arial"/>
+          <w:rFonts w:ascii="Helvetica Neue" w:hAnsi="Helvetica Neue" w:cs="Arial"/>
+          <w:sz w:val="22"/>
+          <w:szCs w:val="22"/>
+        </w:rPr>
+      </w:pPr>
+      <w:r>
+        <w:rPr>
+          <w:rFonts w:ascii="Helvetica Neue" w:hAnsi="Helvetica Neue" w:cs="Arial"/>
           <w:sz w:val="22"/>
           <w:szCs w:val="22"/>
         </w:rPr>
@@ -559,14 +588,14 @@
           <w:numId w:val="5"/>
         </w:numPr>
         <w:rPr>
-          <w:rFonts w:ascii="Arial" w:hAnsi="Arial" w:cs="Arial"/>
-          <w:sz w:val="22"/>
-          <w:szCs w:val="22"/>
-        </w:rPr>
-      </w:pPr>
-      <w:r>
-        <w:rPr>
-          <w:rFonts w:ascii="Arial" w:hAnsi="Arial" w:cs="Arial"/>
+          <w:rFonts w:ascii="Helvetica Neue" w:hAnsi="Helvetica Neue" w:cs="Arial"/>
+          <w:sz w:val="22"/>
+          <w:szCs w:val="22"/>
+        </w:rPr>
+      </w:pPr>
+      <w:r>
+        <w:rPr>
+          <w:rFonts w:ascii="Helvetica Neue" w:hAnsi="Helvetica Neue" w:cs="Arial"/>
           <w:sz w:val="22"/>
           <w:szCs w:val="22"/>
         </w:rPr>
@@ -580,14 +609,14 @@
           <w:numId w:val="5"/>
         </w:numPr>
         <w:rPr>
-          <w:rFonts w:ascii="Arial" w:hAnsi="Arial" w:cs="Arial"/>
-          <w:sz w:val="22"/>
-          <w:szCs w:val="22"/>
-        </w:rPr>
-      </w:pPr>
-      <w:r>
-        <w:rPr>
-          <w:rFonts w:ascii="Arial" w:hAnsi="Arial" w:cs="Arial"/>
+          <w:rFonts w:ascii="Helvetica Neue" w:hAnsi="Helvetica Neue" w:cs="Arial"/>
+          <w:sz w:val="22"/>
+          <w:szCs w:val="22"/>
+        </w:rPr>
+      </w:pPr>
+      <w:r>
+        <w:rPr>
+          <w:rFonts w:ascii="Helvetica Neue" w:hAnsi="Helvetica Neue" w:cs="Arial"/>
           <w:sz w:val="22"/>
           <w:szCs w:val="22"/>
         </w:rPr>
@@ -601,14 +630,14 @@
           <w:numId w:val="5"/>
         </w:numPr>
         <w:rPr>
-          <w:rFonts w:ascii="Arial" w:hAnsi="Arial" w:cs="Arial"/>
-          <w:sz w:val="22"/>
-          <w:szCs w:val="22"/>
-        </w:rPr>
-      </w:pPr>
-      <w:r>
-        <w:rPr>
-          <w:rFonts w:ascii="Arial" w:hAnsi="Arial" w:cs="Arial"/>
+          <w:rFonts w:ascii="Helvetica Neue" w:hAnsi="Helvetica Neue" w:cs="Arial"/>
+          <w:sz w:val="22"/>
+          <w:szCs w:val="22"/>
+        </w:rPr>
+      </w:pPr>
+      <w:r>
+        <w:rPr>
+          <w:rFonts w:ascii="Helvetica Neue" w:hAnsi="Helvetica Neue" w:cs="Arial"/>
           <w:sz w:val="22"/>
           <w:szCs w:val="22"/>
         </w:rPr>
@@ -622,14 +651,14 @@
           <w:numId w:val="5"/>
         </w:numPr>
         <w:rPr>
-          <w:rFonts w:ascii="Arial" w:hAnsi="Arial" w:cs="Arial"/>
-          <w:sz w:val="22"/>
-          <w:szCs w:val="22"/>
-        </w:rPr>
-      </w:pPr>
-      <w:r>
-        <w:rPr>
-          <w:rFonts w:ascii="Arial" w:hAnsi="Arial" w:cs="Arial"/>
+          <w:rFonts w:ascii="Helvetica Neue" w:hAnsi="Helvetica Neue" w:cs="Arial"/>
+          <w:sz w:val="22"/>
+          <w:szCs w:val="22"/>
+        </w:rPr>
+      </w:pPr>
+      <w:r>
+        <w:rPr>
+          <w:rFonts w:ascii="Helvetica Neue" w:hAnsi="Helvetica Neue" w:cs="Arial"/>
           <w:sz w:val="22"/>
           <w:szCs w:val="22"/>
         </w:rPr>
@@ -643,14 +672,14 @@
           <w:numId w:val="5"/>
         </w:numPr>
         <w:rPr>
-          <w:rFonts w:ascii="Arial" w:hAnsi="Arial" w:cs="Arial"/>
-          <w:sz w:val="22"/>
-          <w:szCs w:val="22"/>
-        </w:rPr>
-      </w:pPr>
-      <w:r>
-        <w:rPr>
-          <w:rFonts w:ascii="Arial" w:hAnsi="Arial" w:cs="Arial"/>
+          <w:rFonts w:ascii="Helvetica Neue" w:hAnsi="Helvetica Neue" w:cs="Arial"/>
+          <w:sz w:val="22"/>
+          <w:szCs w:val="22"/>
+        </w:rPr>
+      </w:pPr>
+      <w:r>
+        <w:rPr>
+          <w:rFonts w:ascii="Helvetica Neue" w:hAnsi="Helvetica Neue" w:cs="Arial"/>
           <w:sz w:val="22"/>
           <w:szCs w:val="22"/>
         </w:rPr>
@@ -664,14 +693,14 @@
           <w:numId w:val="5"/>
         </w:numPr>
         <w:rPr>
-          <w:rFonts w:ascii="Arial" w:hAnsi="Arial" w:cs="Arial"/>
-          <w:sz w:val="22"/>
-          <w:szCs w:val="22"/>
-        </w:rPr>
-      </w:pPr>
-      <w:r>
-        <w:rPr>
-          <w:rFonts w:ascii="Arial" w:hAnsi="Arial" w:cs="Arial"/>
+          <w:rFonts w:ascii="Helvetica Neue" w:hAnsi="Helvetica Neue" w:cs="Arial"/>
+          <w:sz w:val="22"/>
+          <w:szCs w:val="22"/>
+        </w:rPr>
+      </w:pPr>
+      <w:r>
+        <w:rPr>
+          <w:rFonts w:ascii="Helvetica Neue" w:hAnsi="Helvetica Neue" w:cs="Arial"/>
           <w:sz w:val="22"/>
           <w:szCs w:val="22"/>
         </w:rPr>
@@ -685,14 +714,14 @@
           <w:numId w:val="5"/>
         </w:numPr>
         <w:rPr>
-          <w:rFonts w:ascii="Arial" w:hAnsi="Arial" w:cs="Arial"/>
-          <w:sz w:val="22"/>
-          <w:szCs w:val="22"/>
-        </w:rPr>
-      </w:pPr>
-      <w:r>
-        <w:rPr>
-          <w:rFonts w:ascii="Arial" w:hAnsi="Arial" w:cs="Arial"/>
+          <w:rFonts w:ascii="Helvetica Neue" w:hAnsi="Helvetica Neue" w:cs="Arial"/>
+          <w:sz w:val="22"/>
+          <w:szCs w:val="22"/>
+        </w:rPr>
+      </w:pPr>
+      <w:r>
+        <w:rPr>
+          <w:rFonts w:ascii="Helvetica Neue" w:hAnsi="Helvetica Neue" w:cs="Arial"/>
           <w:sz w:val="22"/>
           <w:szCs w:val="22"/>
         </w:rPr>
@@ -702,23 +731,23 @@
     <w:p>
       <w:pPr>
         <w:rPr>
-          <w:rFonts w:ascii="Arial" w:hAnsi="Arial" w:cs="Arial"/>
-          <w:sz w:val="22"/>
-          <w:szCs w:val="22"/>
-        </w:rPr>
-      </w:pPr>
-    </w:p>
-    <w:p>
-      <w:pPr>
-        <w:rPr>
-          <w:rFonts w:ascii="Arial" w:hAnsi="Arial" w:cs="Arial"/>
-          <w:sz w:val="22"/>
-          <w:szCs w:val="22"/>
-        </w:rPr>
-      </w:pPr>
-      <w:r>
-        <w:rPr>
-          <w:rFonts w:ascii="Arial" w:hAnsi="Arial" w:cs="Arial"/>
+          <w:rFonts w:ascii="Helvetica Neue" w:hAnsi="Helvetica Neue" w:cs="Arial"/>
+          <w:sz w:val="22"/>
+          <w:szCs w:val="22"/>
+        </w:rPr>
+      </w:pPr>
+    </w:p>
+    <w:p>
+      <w:pPr>
+        <w:rPr>
+          <w:rFonts w:ascii="Helvetica Neue" w:hAnsi="Helvetica Neue" w:cs="Arial"/>
+          <w:sz w:val="22"/>
+          <w:szCs w:val="22"/>
+        </w:rPr>
+      </w:pPr>
+      <w:r>
+        <w:rPr>
+          <w:rFonts w:ascii="Helvetica Neue" w:hAnsi="Helvetica Neue" w:cs="Arial"/>
           <w:sz w:val="22"/>
           <w:szCs w:val="22"/>
         </w:rPr>
@@ -728,16 +757,16 @@
     <w:p>
       <w:pPr>
         <w:rPr>
-          <w:rFonts w:ascii="Arial" w:hAnsi="Arial" w:cs="Arial"/>
-          <w:sz w:val="22"/>
-          <w:szCs w:val="22"/>
-        </w:rPr>
-      </w:pPr>
-    </w:p>
-    <w:p>
-      <w:pPr>
-        <w:rPr>
-          <w:rFonts w:ascii="Arial" w:hAnsi="Arial" w:cs="Arial"/>
+          <w:rFonts w:ascii="Helvetica Neue" w:hAnsi="Helvetica Neue" w:cs="Arial"/>
+          <w:sz w:val="22"/>
+          <w:szCs w:val="22"/>
+        </w:rPr>
+      </w:pPr>
+    </w:p>
+    <w:p>
+      <w:pPr>
+        <w:rPr>
+          <w:rFonts w:ascii="Helvetica Neue" w:hAnsi="Helvetica Neue" w:cs="Arial"/>
           <w:b/>
           <w:bCs/>
           <w:sz w:val="22"/>
@@ -746,7 +775,7 @@
       </w:pPr>
       <w:r>
         <w:rPr>
-          <w:rFonts w:ascii="Arial" w:hAnsi="Arial" w:cs="Arial"/>
+          <w:rFonts w:ascii="Helvetica Neue" w:hAnsi="Helvetica Neue" w:cs="Arial"/>
           <w:b/>
           <w:bCs/>
           <w:sz w:val="22"/>
@@ -758,23 +787,23 @@
     <w:p>
       <w:pPr>
         <w:rPr>
-          <w:rFonts w:ascii="Arial" w:hAnsi="Arial" w:cs="Arial"/>
-          <w:sz w:val="22"/>
-          <w:szCs w:val="22"/>
-        </w:rPr>
-      </w:pPr>
-    </w:p>
-    <w:p>
-      <w:pPr>
-        <w:rPr>
-          <w:rFonts w:ascii="Arial" w:hAnsi="Arial" w:cs="Arial"/>
-          <w:sz w:val="22"/>
-          <w:szCs w:val="22"/>
-        </w:rPr>
-      </w:pPr>
-      <w:r>
-        <w:rPr>
-          <w:rFonts w:ascii="Arial" w:hAnsi="Arial" w:cs="Arial"/>
+          <w:rFonts w:ascii="Helvetica Neue" w:hAnsi="Helvetica Neue" w:cs="Arial"/>
+          <w:sz w:val="22"/>
+          <w:szCs w:val="22"/>
+        </w:rPr>
+      </w:pPr>
+    </w:p>
+    <w:p>
+      <w:pPr>
+        <w:rPr>
+          <w:rFonts w:ascii="Helvetica Neue" w:hAnsi="Helvetica Neue" w:cs="Arial"/>
+          <w:sz w:val="22"/>
+          <w:szCs w:val="22"/>
+        </w:rPr>
+      </w:pPr>
+      <w:r>
+        <w:rPr>
+          <w:rFonts w:ascii="Helvetica Neue" w:hAnsi="Helvetica Neue" w:cs="Arial"/>
           <w:sz w:val="22"/>
           <w:szCs w:val="22"/>
         </w:rPr>
@@ -784,23 +813,23 @@
     <w:p>
       <w:pPr>
         <w:rPr>
-          <w:rFonts w:ascii="Arial" w:hAnsi="Arial" w:cs="Arial"/>
-          <w:sz w:val="22"/>
-          <w:szCs w:val="22"/>
-        </w:rPr>
-      </w:pPr>
-    </w:p>
-    <w:p>
-      <w:pPr>
-        <w:rPr>
-          <w:rFonts w:ascii="Arial" w:hAnsi="Arial" w:cs="Arial"/>
-          <w:sz w:val="22"/>
-          <w:szCs w:val="22"/>
-        </w:rPr>
-      </w:pPr>
-      <w:r>
-        <w:rPr>
-          <w:rFonts w:ascii="Arial" w:hAnsi="Arial" w:cs="Arial"/>
+          <w:rFonts w:ascii="Helvetica Neue" w:hAnsi="Helvetica Neue" w:cs="Arial"/>
+          <w:sz w:val="20"/>
+          <w:szCs w:val="20"/>
+        </w:rPr>
+      </w:pPr>
+    </w:p>
+    <w:p>
+      <w:pPr>
+        <w:rPr>
+          <w:rFonts w:ascii="Helvetica Neue" w:hAnsi="Helvetica Neue" w:cs="Arial"/>
+          <w:sz w:val="22"/>
+          <w:szCs w:val="22"/>
+        </w:rPr>
+      </w:pPr>
+      <w:r>
+        <w:rPr>
+          <w:rFonts w:ascii="Helvetica Neue" w:hAnsi="Helvetica Neue" w:cs="Arial"/>
           <w:sz w:val="22"/>
           <w:szCs w:val="22"/>
         </w:rPr>
@@ -810,7 +839,7 @@
     <w:p>
       <w:pPr>
         <w:rPr>
-          <w:rFonts w:ascii="Arial" w:hAnsi="Arial" w:cs="Arial"/>
+          <w:rFonts w:ascii="Helvetica Neue" w:hAnsi="Helvetica Neue" w:cs="Arial"/>
           <w:sz w:val="22"/>
           <w:szCs w:val="22"/>
         </w:rPr>
@@ -823,14 +852,14 @@
           <w:numId w:val="6"/>
         </w:numPr>
         <w:rPr>
-          <w:rFonts w:ascii="Arial" w:hAnsi="Arial" w:cs="Arial"/>
-          <w:sz w:val="22"/>
-          <w:szCs w:val="22"/>
-        </w:rPr>
-      </w:pPr>
-      <w:r>
-        <w:rPr>
-          <w:rFonts w:ascii="Arial" w:hAnsi="Arial" w:cs="Arial"/>
+          <w:rFonts w:ascii="Helvetica Neue" w:hAnsi="Helvetica Neue" w:cs="Arial"/>
+          <w:sz w:val="22"/>
+          <w:szCs w:val="22"/>
+        </w:rPr>
+      </w:pPr>
+      <w:r>
+        <w:rPr>
+          <w:rFonts w:ascii="Helvetica Neue" w:hAnsi="Helvetica Neue" w:cs="Arial"/>
           <w:b/>
           <w:bCs/>
           <w:sz w:val="22"/>
@@ -840,7 +869,7 @@
       </w:r>
       <w:r>
         <w:rPr>
-          <w:rFonts w:ascii="Arial" w:hAnsi="Arial" w:cs="Arial"/>
+          <w:rFonts w:ascii="Helvetica Neue" w:hAnsi="Helvetica Neue" w:cs="Arial"/>
           <w:sz w:val="22"/>
           <w:szCs w:val="22"/>
         </w:rPr>
@@ -854,14 +883,14 @@
           <w:numId w:val="6"/>
         </w:numPr>
         <w:rPr>
-          <w:rFonts w:ascii="Arial" w:hAnsi="Arial" w:cs="Arial"/>
-          <w:sz w:val="22"/>
-          <w:szCs w:val="22"/>
-        </w:rPr>
-      </w:pPr>
-      <w:r>
-        <w:rPr>
-          <w:rFonts w:ascii="Arial" w:hAnsi="Arial" w:cs="Arial"/>
+          <w:rFonts w:ascii="Helvetica Neue" w:hAnsi="Helvetica Neue" w:cs="Arial"/>
+          <w:sz w:val="22"/>
+          <w:szCs w:val="22"/>
+        </w:rPr>
+      </w:pPr>
+      <w:r>
+        <w:rPr>
+          <w:rFonts w:ascii="Helvetica Neue" w:hAnsi="Helvetica Neue" w:cs="Arial"/>
           <w:b/>
           <w:bCs/>
           <w:sz w:val="22"/>
@@ -871,7 +900,7 @@
       </w:r>
       <w:r>
         <w:rPr>
-          <w:rFonts w:ascii="Arial" w:hAnsi="Arial" w:cs="Arial"/>
+          <w:rFonts w:ascii="Helvetica Neue" w:hAnsi="Helvetica Neue" w:cs="Arial"/>
           <w:sz w:val="22"/>
           <w:szCs w:val="22"/>
         </w:rPr>
@@ -885,14 +914,14 @@
           <w:numId w:val="6"/>
         </w:numPr>
         <w:rPr>
-          <w:rFonts w:ascii="Arial" w:hAnsi="Arial" w:cs="Arial"/>
-          <w:sz w:val="22"/>
-          <w:szCs w:val="22"/>
-        </w:rPr>
-      </w:pPr>
-      <w:r>
-        <w:rPr>
-          <w:rFonts w:ascii="Arial" w:hAnsi="Arial" w:cs="Arial"/>
+          <w:rFonts w:ascii="Helvetica Neue" w:hAnsi="Helvetica Neue" w:cs="Arial"/>
+          <w:sz w:val="22"/>
+          <w:szCs w:val="22"/>
+        </w:rPr>
+      </w:pPr>
+      <w:r>
+        <w:rPr>
+          <w:rFonts w:ascii="Helvetica Neue" w:hAnsi="Helvetica Neue" w:cs="Arial"/>
           <w:b/>
           <w:bCs/>
           <w:sz w:val="22"/>
@@ -902,7 +931,7 @@
       </w:r>
       <w:r>
         <w:rPr>
-          <w:rFonts w:ascii="Arial" w:hAnsi="Arial" w:cs="Arial"/>
+          <w:rFonts w:ascii="Helvetica Neue" w:hAnsi="Helvetica Neue" w:cs="Arial"/>
           <w:sz w:val="22"/>
           <w:szCs w:val="22"/>
         </w:rPr>
@@ -912,23 +941,23 @@
     <w:p>
       <w:pPr>
         <w:rPr>
-          <w:rFonts w:ascii="Arial" w:hAnsi="Arial" w:cs="Arial"/>
-          <w:sz w:val="22"/>
-          <w:szCs w:val="22"/>
-        </w:rPr>
-      </w:pPr>
-    </w:p>
-    <w:p>
-      <w:pPr>
-        <w:rPr>
-          <w:rFonts w:ascii="Arial" w:hAnsi="Arial" w:cs="Arial"/>
-          <w:sz w:val="22"/>
-          <w:szCs w:val="22"/>
-        </w:rPr>
-      </w:pPr>
-      <w:r>
-        <w:rPr>
-          <w:rFonts w:ascii="Arial" w:hAnsi="Arial" w:cs="Arial"/>
+          <w:rFonts w:ascii="Helvetica Neue" w:hAnsi="Helvetica Neue" w:cs="Arial"/>
+          <w:sz w:val="22"/>
+          <w:szCs w:val="22"/>
+        </w:rPr>
+      </w:pPr>
+    </w:p>
+    <w:p>
+      <w:pPr>
+        <w:rPr>
+          <w:rFonts w:ascii="Helvetica Neue" w:hAnsi="Helvetica Neue" w:cs="Arial"/>
+          <w:sz w:val="22"/>
+          <w:szCs w:val="22"/>
+        </w:rPr>
+      </w:pPr>
+      <w:r>
+        <w:rPr>
+          <w:rFonts w:ascii="Helvetica Neue" w:hAnsi="Helvetica Neue" w:cs="Arial"/>
           <w:sz w:val="22"/>
           <w:szCs w:val="22"/>
         </w:rPr>
@@ -938,16 +967,16 @@
     <w:p>
       <w:pPr>
         <w:rPr>
-          <w:rFonts w:ascii="Arial" w:hAnsi="Arial" w:cs="Arial"/>
-          <w:sz w:val="22"/>
-          <w:szCs w:val="22"/>
-        </w:rPr>
-      </w:pPr>
-    </w:p>
-    <w:p>
-      <w:pPr>
-        <w:rPr>
-          <w:rFonts w:ascii="Arial" w:hAnsi="Arial" w:cs="Arial"/>
+          <w:rFonts w:ascii="Helvetica Neue" w:hAnsi="Helvetica Neue" w:cs="Arial"/>
+          <w:sz w:val="22"/>
+          <w:szCs w:val="22"/>
+        </w:rPr>
+      </w:pPr>
+    </w:p>
+    <w:p>
+      <w:pPr>
+        <w:rPr>
+          <w:rFonts w:ascii="Helvetica Neue" w:hAnsi="Helvetica Neue" w:cs="Arial"/>
           <w:b/>
           <w:bCs/>
           <w:sz w:val="22"/>
@@ -956,7 +985,7 @@
       </w:pPr>
       <w:r>
         <w:rPr>
-          <w:rFonts w:ascii="Arial" w:hAnsi="Arial" w:cs="Arial"/>
+          <w:rFonts w:ascii="Helvetica Neue" w:hAnsi="Helvetica Neue" w:cs="Arial"/>
           <w:b/>
           <w:bCs/>
           <w:sz w:val="22"/>
@@ -968,23 +997,23 @@
     <w:p>
       <w:pPr>
         <w:rPr>
-          <w:rFonts w:ascii="Arial" w:hAnsi="Arial" w:cs="Arial"/>
-          <w:sz w:val="22"/>
-          <w:szCs w:val="22"/>
-        </w:rPr>
-      </w:pPr>
-    </w:p>
-    <w:p>
-      <w:pPr>
-        <w:rPr>
-          <w:rFonts w:ascii="Arial" w:hAnsi="Arial" w:cs="Arial"/>
-          <w:sz w:val="22"/>
-          <w:szCs w:val="22"/>
-        </w:rPr>
-      </w:pPr>
-      <w:r>
-        <w:rPr>
-          <w:rFonts w:ascii="Arial" w:hAnsi="Arial" w:cs="Arial"/>
+          <w:rFonts w:ascii="Helvetica Neue" w:hAnsi="Helvetica Neue" w:cs="Arial"/>
+          <w:sz w:val="22"/>
+          <w:szCs w:val="22"/>
+        </w:rPr>
+      </w:pPr>
+    </w:p>
+    <w:p>
+      <w:pPr>
+        <w:rPr>
+          <w:rFonts w:ascii="Helvetica Neue" w:hAnsi="Helvetica Neue" w:cs="Arial"/>
+          <w:sz w:val="22"/>
+          <w:szCs w:val="22"/>
+        </w:rPr>
+      </w:pPr>
+      <w:r>
+        <w:rPr>
+          <w:rFonts w:ascii="Helvetica Neue" w:hAnsi="Helvetica Neue" w:cs="Arial"/>
           <w:sz w:val="22"/>
           <w:szCs w:val="22"/>
         </w:rPr>
@@ -994,42 +1023,60 @@
     <w:p>
       <w:pPr>
         <w:rPr>
-          <w:rFonts w:ascii="Arial" w:hAnsi="Arial" w:cs="Arial"/>
-          <w:sz w:val="22"/>
-          <w:szCs w:val="22"/>
-        </w:rPr>
-      </w:pPr>
-    </w:p>
-    <w:p>
-      <w:pPr>
-        <w:rPr>
-          <w:rFonts w:ascii="Arial" w:hAnsi="Arial" w:cs="Arial"/>
-          <w:sz w:val="22"/>
-          <w:szCs w:val="22"/>
-        </w:rPr>
-      </w:pPr>
-      <w:r>
-        <w:rPr>
-          <w:rFonts w:ascii="Arial" w:hAnsi="Arial" w:cs="Arial"/>
-          <w:sz w:val="22"/>
-          <w:szCs w:val="22"/>
-        </w:rPr>
-        <w:t>This creates constant negotiation under pressure—where disagreement over certainty often becomes more important than the trivia itself.</w:t>
-      </w:r>
-    </w:p>
-    <w:p>
-      <w:pPr>
-        <w:rPr>
-          <w:rFonts w:ascii="Arial" w:hAnsi="Arial" w:cs="Arial"/>
-          <w:sz w:val="22"/>
-          <w:szCs w:val="22"/>
-        </w:rPr>
-      </w:pPr>
-    </w:p>
-    <w:p>
-      <w:pPr>
-        <w:rPr>
-          <w:rFonts w:ascii="Arial" w:hAnsi="Arial" w:cs="Arial"/>
+          <w:rFonts w:ascii="Helvetica Neue" w:hAnsi="Helvetica Neue" w:cs="Arial"/>
+          <w:sz w:val="22"/>
+          <w:szCs w:val="22"/>
+        </w:rPr>
+      </w:pPr>
+    </w:p>
+    <w:p>
+      <w:pPr>
+        <w:rPr>
+          <w:rFonts w:ascii="Helvetica Neue" w:hAnsi="Helvetica Neue" w:cs="Arial"/>
+          <w:sz w:val="22"/>
+          <w:szCs w:val="22"/>
+        </w:rPr>
+      </w:pPr>
+      <w:r>
+        <w:rPr>
+          <w:rFonts w:ascii="Helvetica Neue" w:hAnsi="Helvetica Neue" w:cs="Arial"/>
+          <w:sz w:val="22"/>
+          <w:szCs w:val="22"/>
+        </w:rPr>
+        <w:t xml:space="preserve">This creates constant negotiation under pressure—where disagreement over certainty often becomes more important than </w:t>
+      </w:r>
+      <w:proofErr w:type="gramStart"/>
+      <w:r>
+        <w:rPr>
+          <w:rFonts w:ascii="Helvetica Neue" w:hAnsi="Helvetica Neue" w:cs="Arial"/>
+          <w:sz w:val="22"/>
+          <w:szCs w:val="22"/>
+        </w:rPr>
+        <w:t>the trivia</w:t>
+      </w:r>
+      <w:proofErr w:type="gramEnd"/>
+      <w:r>
+        <w:rPr>
+          <w:rFonts w:ascii="Helvetica Neue" w:hAnsi="Helvetica Neue" w:cs="Arial"/>
+          <w:sz w:val="22"/>
+          <w:szCs w:val="22"/>
+        </w:rPr>
+        <w:t xml:space="preserve"> itself.</w:t>
+      </w:r>
+    </w:p>
+    <w:p>
+      <w:pPr>
+        <w:rPr>
+          <w:rFonts w:ascii="Helvetica Neue" w:hAnsi="Helvetica Neue" w:cs="Arial"/>
+          <w:sz w:val="22"/>
+          <w:szCs w:val="22"/>
+        </w:rPr>
+      </w:pPr>
+    </w:p>
+    <w:p>
+      <w:pPr>
+        <w:rPr>
+          <w:rFonts w:ascii="Helvetica Neue" w:hAnsi="Helvetica Neue" w:cs="Arial"/>
           <w:b/>
           <w:bCs/>
           <w:sz w:val="22"/>
@@ -1038,7 +1085,7 @@
       </w:pPr>
       <w:r>
         <w:rPr>
-          <w:rFonts w:ascii="Arial" w:hAnsi="Arial" w:cs="Arial"/>
+          <w:rFonts w:ascii="Helvetica Neue" w:hAnsi="Helvetica Neue" w:cs="Arial"/>
           <w:b/>
           <w:bCs/>
           <w:sz w:val="22"/>
@@ -1050,23 +1097,23 @@
     <w:p>
       <w:pPr>
         <w:rPr>
-          <w:rFonts w:ascii="Arial" w:hAnsi="Arial" w:cs="Arial"/>
-          <w:sz w:val="22"/>
-          <w:szCs w:val="22"/>
-        </w:rPr>
-      </w:pPr>
-    </w:p>
-    <w:p>
-      <w:pPr>
-        <w:rPr>
-          <w:rFonts w:ascii="Arial" w:hAnsi="Arial" w:cs="Arial"/>
-          <w:sz w:val="22"/>
-          <w:szCs w:val="22"/>
-        </w:rPr>
-      </w:pPr>
-      <w:r>
-        <w:rPr>
-          <w:rFonts w:ascii="Arial" w:hAnsi="Arial" w:cs="Arial"/>
+          <w:rFonts w:ascii="Helvetica Neue" w:hAnsi="Helvetica Neue" w:cs="Arial"/>
+          <w:sz w:val="22"/>
+          <w:szCs w:val="22"/>
+        </w:rPr>
+      </w:pPr>
+    </w:p>
+    <w:p>
+      <w:pPr>
+        <w:rPr>
+          <w:rFonts w:ascii="Helvetica Neue" w:hAnsi="Helvetica Neue" w:cs="Arial"/>
+          <w:sz w:val="22"/>
+          <w:szCs w:val="22"/>
+        </w:rPr>
+      </w:pPr>
+      <w:r>
+        <w:rPr>
+          <w:rFonts w:ascii="Helvetica Neue" w:hAnsi="Helvetica Neue" w:cs="Arial"/>
           <w:sz w:val="22"/>
           <w:szCs w:val="22"/>
         </w:rPr>
@@ -1076,23 +1123,23 @@
     <w:p>
       <w:pPr>
         <w:rPr>
-          <w:rFonts w:ascii="Arial" w:hAnsi="Arial" w:cs="Arial"/>
-          <w:sz w:val="22"/>
-          <w:szCs w:val="22"/>
-        </w:rPr>
-      </w:pPr>
-    </w:p>
-    <w:p>
-      <w:pPr>
-        <w:rPr>
-          <w:rFonts w:ascii="Arial" w:hAnsi="Arial" w:cs="Arial"/>
-          <w:sz w:val="22"/>
-          <w:szCs w:val="22"/>
-        </w:rPr>
-      </w:pPr>
-      <w:r>
-        <w:rPr>
-          <w:rFonts w:ascii="Arial" w:hAnsi="Arial" w:cs="Arial"/>
+          <w:rFonts w:ascii="Helvetica Neue" w:hAnsi="Helvetica Neue" w:cs="Arial"/>
+          <w:sz w:val="22"/>
+          <w:szCs w:val="22"/>
+        </w:rPr>
+      </w:pPr>
+    </w:p>
+    <w:p>
+      <w:pPr>
+        <w:rPr>
+          <w:rFonts w:ascii="Helvetica Neue" w:hAnsi="Helvetica Neue" w:cs="Arial"/>
+          <w:sz w:val="22"/>
+          <w:szCs w:val="22"/>
+        </w:rPr>
+      </w:pPr>
+      <w:r>
+        <w:rPr>
+          <w:rFonts w:ascii="Helvetica Neue" w:hAnsi="Helvetica Neue" w:cs="Arial"/>
           <w:sz w:val="22"/>
           <w:szCs w:val="22"/>
         </w:rPr>
@@ -1102,16 +1149,16 @@
     <w:p>
       <w:pPr>
         <w:rPr>
-          <w:rFonts w:ascii="Arial" w:hAnsi="Arial" w:cs="Arial"/>
-          <w:sz w:val="22"/>
-          <w:szCs w:val="22"/>
-        </w:rPr>
-      </w:pPr>
-    </w:p>
-    <w:p>
-      <w:pPr>
-        <w:rPr>
-          <w:rFonts w:ascii="Arial" w:hAnsi="Arial" w:cs="Arial"/>
+          <w:rFonts w:ascii="Helvetica Neue" w:hAnsi="Helvetica Neue" w:cs="Arial"/>
+          <w:sz w:val="22"/>
+          <w:szCs w:val="22"/>
+        </w:rPr>
+      </w:pPr>
+    </w:p>
+    <w:p>
+      <w:pPr>
+        <w:rPr>
+          <w:rFonts w:ascii="Helvetica Neue" w:hAnsi="Helvetica Neue" w:cs="Arial"/>
           <w:b/>
           <w:bCs/>
           <w:sz w:val="22"/>
@@ -1120,7 +1167,7 @@
       </w:pPr>
       <w:r>
         <w:rPr>
-          <w:rFonts w:ascii="Arial" w:hAnsi="Arial" w:cs="Arial"/>
+          <w:rFonts w:ascii="Helvetica Neue" w:hAnsi="Helvetica Neue" w:cs="Arial"/>
           <w:b/>
           <w:bCs/>
           <w:sz w:val="22"/>
@@ -1132,23 +1179,23 @@
     <w:p>
       <w:pPr>
         <w:rPr>
-          <w:rFonts w:ascii="Arial" w:hAnsi="Arial" w:cs="Arial"/>
-          <w:sz w:val="22"/>
-          <w:szCs w:val="22"/>
-        </w:rPr>
-      </w:pPr>
-    </w:p>
-    <w:p>
-      <w:pPr>
-        <w:rPr>
-          <w:rFonts w:ascii="Arial" w:hAnsi="Arial" w:cs="Arial"/>
-          <w:sz w:val="22"/>
-          <w:szCs w:val="22"/>
-        </w:rPr>
-      </w:pPr>
-      <w:r>
-        <w:rPr>
-          <w:rFonts w:ascii="Arial" w:hAnsi="Arial" w:cs="Arial"/>
+          <w:rFonts w:ascii="Helvetica Neue" w:hAnsi="Helvetica Neue" w:cs="Arial"/>
+          <w:sz w:val="22"/>
+          <w:szCs w:val="22"/>
+        </w:rPr>
+      </w:pPr>
+    </w:p>
+    <w:p>
+      <w:pPr>
+        <w:rPr>
+          <w:rFonts w:ascii="Helvetica Neue" w:hAnsi="Helvetica Neue" w:cs="Arial"/>
+          <w:sz w:val="22"/>
+          <w:szCs w:val="22"/>
+        </w:rPr>
+      </w:pPr>
+      <w:r>
+        <w:rPr>
+          <w:rFonts w:ascii="Helvetica Neue" w:hAnsi="Helvetica Neue" w:cs="Arial"/>
           <w:sz w:val="22"/>
           <w:szCs w:val="22"/>
         </w:rPr>
@@ -1156,7 +1203,7 @@
       </w:r>
       <w:r>
         <w:rPr>
-          <w:rFonts w:ascii="Arial" w:hAnsi="Arial" w:cs="Arial"/>
+          <w:rFonts w:ascii="Helvetica Neue" w:hAnsi="Helvetica Neue" w:cs="Arial"/>
           <w:sz w:val="22"/>
           <w:szCs w:val="22"/>
         </w:rPr>
@@ -1164,7 +1211,7 @@
       </w:r>
       <w:r>
         <w:rPr>
-          <w:rFonts w:ascii="Arial" w:hAnsi="Arial" w:cs="Arial"/>
+          <w:rFonts w:ascii="Helvetica Neue" w:hAnsi="Helvetica Neue" w:cs="Arial"/>
           <w:sz w:val="22"/>
           <w:szCs w:val="22"/>
         </w:rPr>
@@ -1174,7 +1221,7 @@
     <w:p>
       <w:pPr>
         <w:rPr>
-          <w:rFonts w:ascii="Arial" w:hAnsi="Arial" w:cs="Arial"/>
+          <w:rFonts w:ascii="Helvetica Neue" w:hAnsi="Helvetica Neue" w:cs="Arial"/>
           <w:sz w:val="22"/>
           <w:szCs w:val="22"/>
         </w:rPr>
@@ -1187,14 +1234,14 @@
           <w:numId w:val="7"/>
         </w:numPr>
         <w:rPr>
-          <w:rFonts w:ascii="Arial" w:hAnsi="Arial" w:cs="Arial"/>
-          <w:sz w:val="22"/>
-          <w:szCs w:val="22"/>
-        </w:rPr>
-      </w:pPr>
-      <w:r>
-        <w:rPr>
-          <w:rFonts w:ascii="Arial" w:hAnsi="Arial" w:cs="Arial"/>
+          <w:rFonts w:ascii="Helvetica Neue" w:hAnsi="Helvetica Neue" w:cs="Arial"/>
+          <w:sz w:val="22"/>
+          <w:szCs w:val="22"/>
+        </w:rPr>
+      </w:pPr>
+      <w:r>
+        <w:rPr>
+          <w:rFonts w:ascii="Helvetica Neue" w:hAnsi="Helvetica Neue" w:cs="Arial"/>
           <w:sz w:val="22"/>
           <w:szCs w:val="22"/>
         </w:rPr>
@@ -1208,14 +1255,14 @@
           <w:numId w:val="7"/>
         </w:numPr>
         <w:rPr>
-          <w:rFonts w:ascii="Arial" w:hAnsi="Arial" w:cs="Arial"/>
-          <w:sz w:val="22"/>
-          <w:szCs w:val="22"/>
-        </w:rPr>
-      </w:pPr>
-      <w:r>
-        <w:rPr>
-          <w:rFonts w:ascii="Arial" w:hAnsi="Arial" w:cs="Arial"/>
+          <w:rFonts w:ascii="Helvetica Neue" w:hAnsi="Helvetica Neue" w:cs="Arial"/>
+          <w:sz w:val="22"/>
+          <w:szCs w:val="22"/>
+        </w:rPr>
+      </w:pPr>
+      <w:r>
+        <w:rPr>
+          <w:rFonts w:ascii="Helvetica Neue" w:hAnsi="Helvetica Neue" w:cs="Arial"/>
           <w:sz w:val="22"/>
           <w:szCs w:val="22"/>
         </w:rPr>
@@ -1229,14 +1276,14 @@
           <w:numId w:val="7"/>
         </w:numPr>
         <w:rPr>
-          <w:rFonts w:ascii="Arial" w:hAnsi="Arial" w:cs="Arial"/>
-          <w:sz w:val="22"/>
-          <w:szCs w:val="22"/>
-        </w:rPr>
-      </w:pPr>
-      <w:r>
-        <w:rPr>
-          <w:rFonts w:ascii="Arial" w:hAnsi="Arial" w:cs="Arial"/>
+          <w:rFonts w:ascii="Helvetica Neue" w:hAnsi="Helvetica Neue" w:cs="Arial"/>
+          <w:sz w:val="22"/>
+          <w:szCs w:val="22"/>
+        </w:rPr>
+      </w:pPr>
+      <w:r>
+        <w:rPr>
+          <w:rFonts w:ascii="Helvetica Neue" w:hAnsi="Helvetica Neue" w:cs="Arial"/>
           <w:sz w:val="22"/>
           <w:szCs w:val="22"/>
         </w:rPr>
@@ -1250,14 +1297,14 @@
           <w:numId w:val="7"/>
         </w:numPr>
         <w:rPr>
-          <w:rFonts w:ascii="Arial" w:hAnsi="Arial" w:cs="Arial"/>
-          <w:sz w:val="22"/>
-          <w:szCs w:val="22"/>
-        </w:rPr>
-      </w:pPr>
-      <w:r>
-        <w:rPr>
-          <w:rFonts w:ascii="Arial" w:hAnsi="Arial" w:cs="Arial"/>
+          <w:rFonts w:ascii="Helvetica Neue" w:hAnsi="Helvetica Neue" w:cs="Arial"/>
+          <w:sz w:val="22"/>
+          <w:szCs w:val="22"/>
+        </w:rPr>
+      </w:pPr>
+      <w:r>
+        <w:rPr>
+          <w:rFonts w:ascii="Helvetica Neue" w:hAnsi="Helvetica Neue" w:cs="Arial"/>
           <w:sz w:val="22"/>
           <w:szCs w:val="22"/>
         </w:rPr>
@@ -1271,14 +1318,14 @@
           <w:numId w:val="7"/>
         </w:numPr>
         <w:rPr>
-          <w:rFonts w:ascii="Arial" w:hAnsi="Arial" w:cs="Arial"/>
-          <w:sz w:val="22"/>
-          <w:szCs w:val="22"/>
-        </w:rPr>
-      </w:pPr>
-      <w:r>
-        <w:rPr>
-          <w:rFonts w:ascii="Arial" w:hAnsi="Arial" w:cs="Arial"/>
+          <w:rFonts w:ascii="Helvetica Neue" w:hAnsi="Helvetica Neue" w:cs="Arial"/>
+          <w:sz w:val="22"/>
+          <w:szCs w:val="22"/>
+        </w:rPr>
+      </w:pPr>
+      <w:r>
+        <w:rPr>
+          <w:rFonts w:ascii="Helvetica Neue" w:hAnsi="Helvetica Neue" w:cs="Arial"/>
           <w:sz w:val="22"/>
           <w:szCs w:val="22"/>
         </w:rPr>
@@ -1292,14 +1339,14 @@
           <w:numId w:val="7"/>
         </w:numPr>
         <w:rPr>
-          <w:rFonts w:ascii="Arial" w:hAnsi="Arial" w:cs="Arial"/>
-          <w:sz w:val="22"/>
-          <w:szCs w:val="22"/>
-        </w:rPr>
-      </w:pPr>
-      <w:r>
-        <w:rPr>
-          <w:rFonts w:ascii="Arial" w:hAnsi="Arial" w:cs="Arial"/>
+          <w:rFonts w:ascii="Helvetica Neue" w:hAnsi="Helvetica Neue" w:cs="Arial"/>
+          <w:sz w:val="22"/>
+          <w:szCs w:val="22"/>
+        </w:rPr>
+      </w:pPr>
+      <w:r>
+        <w:rPr>
+          <w:rFonts w:ascii="Helvetica Neue" w:hAnsi="Helvetica Neue" w:cs="Arial"/>
           <w:sz w:val="22"/>
           <w:szCs w:val="22"/>
         </w:rPr>
@@ -1309,42 +1356,60 @@
     <w:p>
       <w:pPr>
         <w:rPr>
-          <w:rFonts w:ascii="Arial" w:hAnsi="Arial" w:cs="Arial"/>
-          <w:sz w:val="22"/>
-          <w:szCs w:val="22"/>
-        </w:rPr>
-      </w:pPr>
-    </w:p>
-    <w:p>
-      <w:pPr>
-        <w:rPr>
-          <w:rFonts w:ascii="Arial" w:hAnsi="Arial" w:cs="Arial"/>
-          <w:sz w:val="22"/>
-          <w:szCs w:val="22"/>
-        </w:rPr>
-      </w:pPr>
-      <w:r>
-        <w:rPr>
-          <w:rFonts w:ascii="Arial" w:hAnsi="Arial" w:cs="Arial"/>
-          <w:sz w:val="22"/>
-          <w:szCs w:val="22"/>
-        </w:rPr>
-        <w:t>At its core, the show is not about answering questions—it is about deciding how much you trust your own answer when money is on the line.</w:t>
-      </w:r>
-    </w:p>
-    <w:p>
-      <w:pPr>
-        <w:rPr>
-          <w:rFonts w:ascii="Arial" w:hAnsi="Arial" w:cs="Arial"/>
-          <w:sz w:val="22"/>
-          <w:szCs w:val="22"/>
-        </w:rPr>
-      </w:pPr>
-    </w:p>
-    <w:p>
-      <w:pPr>
-        <w:rPr>
-          <w:rFonts w:ascii="Arial" w:hAnsi="Arial" w:cs="Arial"/>
+          <w:rFonts w:ascii="Helvetica Neue" w:hAnsi="Helvetica Neue" w:cs="Arial"/>
+          <w:sz w:val="22"/>
+          <w:szCs w:val="22"/>
+        </w:rPr>
+      </w:pPr>
+    </w:p>
+    <w:p>
+      <w:pPr>
+        <w:rPr>
+          <w:rFonts w:ascii="Helvetica Neue" w:hAnsi="Helvetica Neue" w:cs="Arial"/>
+          <w:sz w:val="22"/>
+          <w:szCs w:val="22"/>
+        </w:rPr>
+      </w:pPr>
+      <w:r>
+        <w:rPr>
+          <w:rFonts w:ascii="Helvetica Neue" w:hAnsi="Helvetica Neue" w:cs="Arial"/>
+          <w:sz w:val="22"/>
+          <w:szCs w:val="22"/>
+        </w:rPr>
+        <w:t xml:space="preserve">At its core, the show is not about answering </w:t>
+      </w:r>
+      <w:proofErr w:type="gramStart"/>
+      <w:r>
+        <w:rPr>
+          <w:rFonts w:ascii="Helvetica Neue" w:hAnsi="Helvetica Neue" w:cs="Arial"/>
+          <w:sz w:val="22"/>
+          <w:szCs w:val="22"/>
+        </w:rPr>
+        <w:t>questions—</w:t>
+      </w:r>
+      <w:proofErr w:type="gramEnd"/>
+      <w:r>
+        <w:rPr>
+          <w:rFonts w:ascii="Helvetica Neue" w:hAnsi="Helvetica Neue" w:cs="Arial"/>
+          <w:sz w:val="22"/>
+          <w:szCs w:val="22"/>
+        </w:rPr>
+        <w:t>it is about deciding how much you trust your own answer when money is on the line.</w:t>
+      </w:r>
+    </w:p>
+    <w:p>
+      <w:pPr>
+        <w:rPr>
+          <w:rFonts w:ascii="Helvetica Neue" w:hAnsi="Helvetica Neue" w:cs="Arial"/>
+          <w:sz w:val="22"/>
+          <w:szCs w:val="22"/>
+        </w:rPr>
+      </w:pPr>
+    </w:p>
+    <w:p>
+      <w:pPr>
+        <w:rPr>
+          <w:rFonts w:ascii="Helvetica Neue" w:hAnsi="Helvetica Neue" w:cs="Arial"/>
           <w:b/>
           <w:bCs/>
           <w:sz w:val="22"/>
@@ -1353,7 +1418,7 @@
       </w:pPr>
       <w:r>
         <w:rPr>
-          <w:rFonts w:ascii="Arial" w:hAnsi="Arial" w:cs="Arial"/>
+          <w:rFonts w:ascii="Helvetica Neue" w:hAnsi="Helvetica Neue" w:cs="Arial"/>
           <w:b/>
           <w:bCs/>
           <w:sz w:val="22"/>
@@ -1365,23 +1430,23 @@
     <w:p>
       <w:pPr>
         <w:rPr>
-          <w:rFonts w:ascii="Arial" w:hAnsi="Arial" w:cs="Arial"/>
-          <w:sz w:val="22"/>
-          <w:szCs w:val="22"/>
-        </w:rPr>
-      </w:pPr>
-    </w:p>
-    <w:p>
-      <w:pPr>
-        <w:rPr>
-          <w:rFonts w:ascii="Arial" w:hAnsi="Arial" w:cs="Arial"/>
-          <w:sz w:val="22"/>
-          <w:szCs w:val="22"/>
-        </w:rPr>
-      </w:pPr>
-      <w:r>
-        <w:rPr>
-          <w:rFonts w:ascii="Arial" w:hAnsi="Arial" w:cs="Arial"/>
+          <w:rFonts w:ascii="Helvetica Neue" w:hAnsi="Helvetica Neue" w:cs="Arial"/>
+          <w:sz w:val="22"/>
+          <w:szCs w:val="22"/>
+        </w:rPr>
+      </w:pPr>
+    </w:p>
+    <w:p>
+      <w:pPr>
+        <w:rPr>
+          <w:rFonts w:ascii="Helvetica Neue" w:hAnsi="Helvetica Neue" w:cs="Arial"/>
+          <w:sz w:val="22"/>
+          <w:szCs w:val="22"/>
+        </w:rPr>
+      </w:pPr>
+      <w:r>
+        <w:rPr>
+          <w:rFonts w:ascii="Helvetica Neue" w:hAnsi="Helvetica Neue" w:cs="Arial"/>
           <w:sz w:val="22"/>
           <w:szCs w:val="22"/>
         </w:rPr>
@@ -1391,23 +1456,23 @@
     <w:p>
       <w:pPr>
         <w:rPr>
-          <w:rFonts w:ascii="Arial" w:hAnsi="Arial" w:cs="Arial"/>
-          <w:sz w:val="22"/>
-          <w:szCs w:val="22"/>
-        </w:rPr>
-      </w:pPr>
-    </w:p>
-    <w:p>
-      <w:pPr>
-        <w:rPr>
-          <w:rFonts w:ascii="Arial" w:hAnsi="Arial" w:cs="Arial"/>
-          <w:sz w:val="22"/>
-          <w:szCs w:val="22"/>
-        </w:rPr>
-      </w:pPr>
-      <w:r>
-        <w:rPr>
-          <w:rFonts w:ascii="Arial" w:hAnsi="Arial" w:cs="Arial"/>
+          <w:rFonts w:ascii="Helvetica Neue" w:hAnsi="Helvetica Neue" w:cs="Arial"/>
+          <w:sz w:val="22"/>
+          <w:szCs w:val="22"/>
+        </w:rPr>
+      </w:pPr>
+    </w:p>
+    <w:p>
+      <w:pPr>
+        <w:rPr>
+          <w:rFonts w:ascii="Helvetica Neue" w:hAnsi="Helvetica Neue" w:cs="Arial"/>
+          <w:sz w:val="22"/>
+          <w:szCs w:val="22"/>
+        </w:rPr>
+      </w:pPr>
+      <w:r>
+        <w:rPr>
+          <w:rFonts w:ascii="Helvetica Neue" w:hAnsi="Helvetica Neue" w:cs="Arial"/>
           <w:sz w:val="22"/>
           <w:szCs w:val="22"/>
         </w:rPr>
@@ -1417,23 +1482,23 @@
     <w:p>
       <w:pPr>
         <w:rPr>
-          <w:rFonts w:ascii="Arial" w:hAnsi="Arial" w:cs="Arial"/>
-          <w:sz w:val="22"/>
-          <w:szCs w:val="22"/>
-        </w:rPr>
-      </w:pPr>
-    </w:p>
-    <w:p>
-      <w:pPr>
-        <w:rPr>
-          <w:rFonts w:ascii="Arial" w:hAnsi="Arial" w:cs="Arial"/>
-          <w:sz w:val="22"/>
-          <w:szCs w:val="22"/>
-        </w:rPr>
-      </w:pPr>
-      <w:r>
-        <w:rPr>
-          <w:rFonts w:ascii="Arial" w:hAnsi="Arial" w:cs="Arial"/>
+          <w:rFonts w:ascii="Helvetica Neue" w:hAnsi="Helvetica Neue" w:cs="Arial"/>
+          <w:sz w:val="22"/>
+          <w:szCs w:val="22"/>
+        </w:rPr>
+      </w:pPr>
+    </w:p>
+    <w:p>
+      <w:pPr>
+        <w:rPr>
+          <w:rFonts w:ascii="Helvetica Neue" w:hAnsi="Helvetica Neue" w:cs="Arial"/>
+          <w:sz w:val="22"/>
+          <w:szCs w:val="22"/>
+        </w:rPr>
+      </w:pPr>
+      <w:r>
+        <w:rPr>
+          <w:rFonts w:ascii="Helvetica Neue" w:hAnsi="Helvetica Neue" w:cs="Arial"/>
           <w:sz w:val="22"/>
           <w:szCs w:val="22"/>
         </w:rPr>
@@ -1443,16 +1508,16 @@
     <w:p>
       <w:pPr>
         <w:rPr>
-          <w:rFonts w:ascii="Arial" w:hAnsi="Arial" w:cs="Arial"/>
-          <w:sz w:val="22"/>
-          <w:szCs w:val="22"/>
-        </w:rPr>
-      </w:pPr>
-    </w:p>
-    <w:p>
-      <w:pPr>
-        <w:rPr>
-          <w:rFonts w:ascii="Arial" w:hAnsi="Arial" w:cs="Arial"/>
+          <w:rFonts w:ascii="Helvetica Neue" w:hAnsi="Helvetica Neue" w:cs="Arial"/>
+          <w:sz w:val="22"/>
+          <w:szCs w:val="22"/>
+        </w:rPr>
+      </w:pPr>
+    </w:p>
+    <w:p>
+      <w:pPr>
+        <w:rPr>
+          <w:rFonts w:ascii="Helvetica Neue" w:hAnsi="Helvetica Neue" w:cs="Arial"/>
           <w:sz w:val="22"/>
           <w:szCs w:val="22"/>
         </w:rPr>
@@ -1467,7 +1532,7 @@
       </w:r>
       <w:r>
         <w:rPr>
-          <w:rFonts w:ascii="Arial" w:hAnsi="Arial" w:cs="Arial"/>
+          <w:rFonts w:ascii="Helvetica Neue" w:hAnsi="Helvetica Neue" w:cs="Arial"/>
           <w:sz w:val="22"/>
           <w:szCs w:val="22"/>
         </w:rPr>
@@ -1477,7 +1542,7 @@
         <w:r>
           <w:rPr>
             <w:rStyle w:val="Hyperlink"/>
-            <w:rFonts w:ascii="Arial" w:hAnsi="Arial" w:cs="Arial"/>
+            <w:rFonts w:ascii="Helvetica Neue" w:hAnsi="Helvetica Neue" w:cs="Arial"/>
             <w:sz w:val="22"/>
             <w:szCs w:val="22"/>
           </w:rPr>
@@ -1488,16 +1553,16 @@
     <w:p>
       <w:pPr>
         <w:rPr>
-          <w:rFonts w:ascii="Arial" w:hAnsi="Arial" w:cs="Arial"/>
-          <w:sz w:val="22"/>
-          <w:szCs w:val="22"/>
-        </w:rPr>
-      </w:pPr>
-    </w:p>
-    <w:p>
-      <w:pPr>
-        <w:rPr>
-          <w:rFonts w:ascii="Arial" w:hAnsi="Arial" w:cs="Arial"/>
+          <w:rFonts w:ascii="Helvetica Neue" w:hAnsi="Helvetica Neue" w:cs="Arial"/>
+          <w:sz w:val="22"/>
+          <w:szCs w:val="22"/>
+        </w:rPr>
+      </w:pPr>
+    </w:p>
+    <w:p>
+      <w:pPr>
+        <w:rPr>
+          <w:rFonts w:ascii="Helvetica Neue" w:hAnsi="Helvetica Neue" w:cs="Arial"/>
           <w:b/>
           <w:bCs/>
           <w:sz w:val="22"/>
@@ -1506,7 +1571,7 @@
       </w:pPr>
       <w:r>
         <w:rPr>
-          <w:rFonts w:ascii="Arial" w:hAnsi="Arial" w:cs="Arial"/>
+          <w:rFonts w:ascii="Helvetica Neue" w:hAnsi="Helvetica Neue" w:cs="Arial"/>
           <w:b/>
           <w:bCs/>
           <w:sz w:val="22"/>
@@ -1518,23 +1583,23 @@
     <w:p>
       <w:pPr>
         <w:rPr>
-          <w:rFonts w:ascii="Arial" w:hAnsi="Arial" w:cs="Arial"/>
-          <w:sz w:val="22"/>
-          <w:szCs w:val="22"/>
-        </w:rPr>
-      </w:pPr>
-    </w:p>
-    <w:p>
-      <w:pPr>
-        <w:rPr>
-          <w:rFonts w:ascii="Arial" w:hAnsi="Arial" w:cs="Arial"/>
-          <w:sz w:val="22"/>
-          <w:szCs w:val="22"/>
-        </w:rPr>
-      </w:pPr>
-      <w:r>
-        <w:rPr>
-          <w:rFonts w:ascii="Arial" w:hAnsi="Arial" w:cs="Arial"/>
+          <w:rFonts w:ascii="Helvetica Neue" w:hAnsi="Helvetica Neue" w:cs="Arial"/>
+          <w:sz w:val="22"/>
+          <w:szCs w:val="22"/>
+        </w:rPr>
+      </w:pPr>
+    </w:p>
+    <w:p>
+      <w:pPr>
+        <w:rPr>
+          <w:rFonts w:ascii="Helvetica Neue" w:hAnsi="Helvetica Neue" w:cs="Arial"/>
+          <w:sz w:val="22"/>
+          <w:szCs w:val="22"/>
+        </w:rPr>
+      </w:pPr>
+      <w:r>
+        <w:rPr>
+          <w:rFonts w:ascii="Helvetica Neue" w:hAnsi="Helvetica Neue" w:cs="Arial"/>
           <w:sz w:val="22"/>
           <w:szCs w:val="22"/>
         </w:rPr>
@@ -1542,7 +1607,7 @@
       </w:r>
       <w:r>
         <w:rPr>
-          <w:rFonts w:ascii="Arial" w:hAnsi="Arial" w:cs="Arial"/>
+          <w:rFonts w:ascii="Helvetica Neue" w:hAnsi="Helvetica Neue" w:cs="Arial"/>
           <w:sz w:val="22"/>
           <w:szCs w:val="22"/>
         </w:rPr>
@@ -1553,16 +1618,16 @@
     <w:p>
       <w:pPr>
         <w:rPr>
-          <w:rFonts w:ascii="Arial" w:hAnsi="Arial" w:cs="Arial"/>
-          <w:sz w:val="22"/>
-          <w:szCs w:val="22"/>
-        </w:rPr>
-      </w:pPr>
-    </w:p>
-    <w:p>
-      <w:pPr>
-        <w:rPr>
-          <w:rFonts w:ascii="Arial" w:hAnsi="Arial" w:cs="Arial"/>
+          <w:rFonts w:ascii="Helvetica Neue" w:hAnsi="Helvetica Neue" w:cs="Arial"/>
+          <w:sz w:val="22"/>
+          <w:szCs w:val="22"/>
+        </w:rPr>
+      </w:pPr>
+    </w:p>
+    <w:p>
+      <w:pPr>
+        <w:rPr>
+          <w:rFonts w:ascii="Helvetica Neue" w:hAnsi="Helvetica Neue" w:cs="Arial"/>
           <w:b/>
           <w:bCs/>
           <w:sz w:val="22"/>
@@ -1571,7 +1636,7 @@
       </w:pPr>
       <w:r>
         <w:rPr>
-          <w:rFonts w:ascii="Arial" w:hAnsi="Arial" w:cs="Arial"/>
+          <w:rFonts w:ascii="Helvetica Neue" w:hAnsi="Helvetica Neue" w:cs="Arial"/>
           <w:b/>
           <w:bCs/>
           <w:sz w:val="22"/>
@@ -1583,23 +1648,23 @@
     <w:p>
       <w:pPr>
         <w:rPr>
-          <w:rFonts w:ascii="Arial" w:hAnsi="Arial" w:cs="Arial"/>
-          <w:sz w:val="22"/>
-          <w:szCs w:val="22"/>
-        </w:rPr>
-      </w:pPr>
-    </w:p>
-    <w:p>
-      <w:pPr>
-        <w:rPr>
-          <w:rFonts w:ascii="Arial" w:hAnsi="Arial" w:cs="Arial"/>
-          <w:sz w:val="22"/>
-          <w:szCs w:val="22"/>
-        </w:rPr>
-      </w:pPr>
-      <w:r>
-        <w:rPr>
-          <w:rFonts w:ascii="Arial" w:hAnsi="Arial" w:cs="Arial"/>
+          <w:rFonts w:ascii="Helvetica Neue" w:hAnsi="Helvetica Neue" w:cs="Arial"/>
+          <w:sz w:val="22"/>
+          <w:szCs w:val="22"/>
+        </w:rPr>
+      </w:pPr>
+    </w:p>
+    <w:p>
+      <w:pPr>
+        <w:rPr>
+          <w:rFonts w:ascii="Helvetica Neue" w:hAnsi="Helvetica Neue" w:cs="Arial"/>
+          <w:sz w:val="22"/>
+          <w:szCs w:val="22"/>
+        </w:rPr>
+      </w:pPr>
+      <w:r>
+        <w:rPr>
+          <w:rFonts w:ascii="Helvetica Neue" w:hAnsi="Helvetica Neue" w:cs="Arial"/>
           <w:sz w:val="22"/>
           <w:szCs w:val="22"/>
         </w:rPr>
@@ -1607,7 +1672,7 @@
       </w:r>
       <w:r>
         <w:rPr>
-          <w:rFonts w:ascii="Arial" w:hAnsi="Arial" w:cs="Arial"/>
+          <w:rFonts w:ascii="Helvetica Neue" w:hAnsi="Helvetica Neue" w:cs="Arial"/>
           <w:sz w:val="22"/>
           <w:szCs w:val="22"/>
         </w:rPr>
@@ -1618,7 +1683,7 @@
         <w:r>
           <w:rPr>
             <w:rStyle w:val="Hyperlink"/>
-            <w:rFonts w:ascii="Arial" w:hAnsi="Arial" w:cs="Arial"/>
+            <w:rFonts w:ascii="Helvetica Neue" w:hAnsi="Helvetica Neue" w:cs="Arial"/>
             <w:sz w:val="22"/>
             <w:szCs w:val="22"/>
           </w:rPr>
@@ -1627,7 +1692,7 @@
       </w:hyperlink>
       <w:r>
         <w:rPr>
-          <w:rFonts w:ascii="Arial" w:hAnsi="Arial" w:cs="Arial"/>
+          <w:rFonts w:ascii="Helvetica Neue" w:hAnsi="Helvetica Neue" w:cs="Arial"/>
           <w:sz w:val="22"/>
           <w:szCs w:val="22"/>
         </w:rPr>
@@ -1635,7 +1700,7 @@
       </w:r>
       <w:r>
         <w:rPr>
-          <w:rFonts w:ascii="Arial" w:hAnsi="Arial" w:cs="Arial"/>
+          <w:rFonts w:ascii="Helvetica Neue" w:hAnsi="Helvetica Neue" w:cs="Arial"/>
           <w:sz w:val="22"/>
           <w:szCs w:val="22"/>
         </w:rPr>
@@ -1644,7 +1709,7 @@
       </w:r>
       <w:r>
         <w:rPr>
-          <w:rFonts w:ascii="Arial" w:hAnsi="Arial" w:cs="Arial"/>
+          <w:rFonts w:ascii="Helvetica Neue" w:hAnsi="Helvetica Neue" w:cs="Arial"/>
           <w:sz w:val="22"/>
           <w:szCs w:val="22"/>
         </w:rPr>
@@ -1655,7 +1720,7 @@
         <w:r>
           <w:rPr>
             <w:rStyle w:val="Hyperlink"/>
-            <w:rFonts w:ascii="Arial" w:hAnsi="Arial" w:cs="Arial"/>
+            <w:rFonts w:ascii="Helvetica Neue" w:hAnsi="Helvetica Neue" w:cs="Arial"/>
             <w:sz w:val="22"/>
             <w:szCs w:val="22"/>
           </w:rPr>
@@ -1664,7 +1729,7 @@
       </w:hyperlink>
       <w:r>
         <w:rPr>
-          <w:rFonts w:ascii="Arial" w:hAnsi="Arial" w:cs="Arial"/>
+          <w:rFonts w:ascii="Helvetica Neue" w:hAnsi="Helvetica Neue" w:cs="Arial"/>
           <w:sz w:val="22"/>
           <w:szCs w:val="22"/>
         </w:rPr>
@@ -1674,7 +1739,7 @@
     <w:p>
       <w:pPr>
         <w:rPr>
-          <w:rFonts w:ascii="Arial" w:hAnsi="Arial" w:cs="Arial"/>
+          <w:rFonts w:ascii="Helvetica Neue" w:hAnsi="Helvetica Neue" w:cs="Arial"/>
           <w:sz w:val="22"/>
           <w:szCs w:val="22"/>
         </w:rPr>
@@ -4012,25 +4077,6 @@
 </file>
 
 <file path=customXml/item1.xml><?xml version="1.0" encoding="utf-8"?>
-<?mso-contentType ?>
-<FormTemplates xmlns="http://schemas.microsoft.com/sharepoint/v3/contenttype/forms">
-  <Display>DocumentLibraryForm</Display>
-  <Edit>DocumentLibraryForm</Edit>
-  <New>DocumentLibraryForm</New>
-</FormTemplates>
-</file>
-
-<file path=customXml/item2.xml><?xml version="1.0" encoding="utf-8"?>
-<p:properties xmlns:p="http://schemas.microsoft.com/office/2006/metadata/properties" xmlns:xsi="http://www.w3.org/2001/XMLSchema-instance" xmlns:pc="http://schemas.microsoft.com/office/infopath/2007/PartnerControls">
-  <documentManagement>
-    <_ip_UnifiedCompliancePolicyUIAction xmlns="http://schemas.microsoft.com/sharepoint/v3" xsi:nil="true"/>
-    <_activity xmlns="0d6cb13f-9229-4baf-92f6-6bb908896aca" xsi:nil="true"/>
-    <_ip_UnifiedCompliancePolicyProperties xmlns="http://schemas.microsoft.com/sharepoint/v3" xsi:nil="true"/>
-  </documentManagement>
-</p:properties>
-</file>
-
-<file path=customXml/item3.xml><?xml version="1.0" encoding="utf-8"?>
 <ct:contentTypeSchema xmlns:ct="http://schemas.microsoft.com/office/2006/metadata/contentType" xmlns:ma="http://schemas.microsoft.com/office/2006/metadata/properties/metaAttributes" ct:_="" ma:_="" ma:contentTypeName="Document" ma:contentTypeID="0x010100374E75D500A2FD47A63F0EB24E8640B6" ma:contentTypeVersion="12" ma:contentTypeDescription="Create a new document." ma:contentTypeScope="" ma:versionID="39ce955ef7f13ee95c9609b14f24550e">
   <xsd:schema xmlns:xsd="http://www.w3.org/2001/XMLSchema" xmlns:xs="http://www.w3.org/2001/XMLSchema" xmlns:p="http://schemas.microsoft.com/office/2006/metadata/properties" xmlns:ns1="http://schemas.microsoft.com/sharepoint/v3" xmlns:ns3="0d6cb13f-9229-4baf-92f6-6bb908896aca" targetNamespace="http://schemas.microsoft.com/office/2006/metadata/properties" ma:root="true" ma:fieldsID="32cba2f58b6476a5ee829b4ad9bd66fc" ns1:_="" ns3:_="">
     <xsd:import namespace="http://schemas.microsoft.com/sharepoint/v3"/>
@@ -4229,26 +4275,26 @@
 </ct:contentTypeSchema>
 </file>
 
-<file path=customXml/itemProps1.xml><?xml version="1.0" encoding="utf-8"?>
-<ds:datastoreItem xmlns:ds="http://schemas.openxmlformats.org/officeDocument/2006/customXml" ds:itemID="{62178066-598B-4681-ADD3-989DB98A7463}">
-  <ds:schemaRefs>
-    <ds:schemaRef ds:uri="http://schemas.microsoft.com/sharepoint/v3/contenttype/forms"/>
-  </ds:schemaRefs>
-</ds:datastoreItem>
+<file path=customXml/item2.xml><?xml version="1.0" encoding="utf-8"?>
+<p:properties xmlns:p="http://schemas.microsoft.com/office/2006/metadata/properties" xmlns:xsi="http://www.w3.org/2001/XMLSchema-instance" xmlns:pc="http://schemas.microsoft.com/office/infopath/2007/PartnerControls">
+  <documentManagement>
+    <_ip_UnifiedCompliancePolicyUIAction xmlns="http://schemas.microsoft.com/sharepoint/v3" xsi:nil="true"/>
+    <_activity xmlns="0d6cb13f-9229-4baf-92f6-6bb908896aca" xsi:nil="true"/>
+    <_ip_UnifiedCompliancePolicyProperties xmlns="http://schemas.microsoft.com/sharepoint/v3" xsi:nil="true"/>
+  </documentManagement>
+</p:properties>
 </file>
 
-<file path=customXml/itemProps2.xml><?xml version="1.0" encoding="utf-8"?>
-<ds:datastoreItem xmlns:ds="http://schemas.openxmlformats.org/officeDocument/2006/customXml" ds:itemID="{26E9B263-7F07-4DD0-83AB-6E52717639D6}">
-  <ds:schemaRefs>
-    <ds:schemaRef ds:uri="http://schemas.microsoft.com/office/2006/metadata/properties"/>
-    <ds:schemaRef ds:uri="http://schemas.microsoft.com/office/infopath/2007/PartnerControls"/>
-    <ds:schemaRef ds:uri="http://schemas.microsoft.com/sharepoint/v3"/>
-    <ds:schemaRef ds:uri="0d6cb13f-9229-4baf-92f6-6bb908896aca"/>
-  </ds:schemaRefs>
-</ds:datastoreItem>
+<file path=customXml/item3.xml><?xml version="1.0" encoding="utf-8"?>
+<?mso-contentType ?>
+<FormTemplates xmlns="http://schemas.microsoft.com/sharepoint/v3/contenttype/forms">
+  <Display>DocumentLibraryForm</Display>
+  <Edit>DocumentLibraryForm</Edit>
+  <New>DocumentLibraryForm</New>
+</FormTemplates>
 </file>
 
-<file path=customXml/itemProps3.xml><?xml version="1.0" encoding="utf-8"?>
+<file path=customXml/itemProps1.xml><?xml version="1.0" encoding="utf-8"?>
 <ds:datastoreItem xmlns:ds="http://schemas.openxmlformats.org/officeDocument/2006/customXml" ds:itemID="{3DF9D8D6-577A-4982-848A-F234B8D870FF}">
   <ds:schemaRefs>
     <ds:schemaRef ds:uri="http://schemas.microsoft.com/office/2006/metadata/contentType"/>
@@ -4267,6 +4313,25 @@
 </ds:datastoreItem>
 </file>
 
+<file path=customXml/itemProps2.xml><?xml version="1.0" encoding="utf-8"?>
+<ds:datastoreItem xmlns:ds="http://schemas.openxmlformats.org/officeDocument/2006/customXml" ds:itemID="{26E9B263-7F07-4DD0-83AB-6E52717639D6}">
+  <ds:schemaRefs>
+    <ds:schemaRef ds:uri="http://schemas.microsoft.com/office/2006/metadata/properties"/>
+    <ds:schemaRef ds:uri="http://schemas.microsoft.com/office/infopath/2007/PartnerControls"/>
+    <ds:schemaRef ds:uri="http://schemas.microsoft.com/sharepoint/v3"/>
+    <ds:schemaRef ds:uri="0d6cb13f-9229-4baf-92f6-6bb908896aca"/>
+  </ds:schemaRefs>
+</ds:datastoreItem>
+</file>
+
+<file path=customXml/itemProps3.xml><?xml version="1.0" encoding="utf-8"?>
+<ds:datastoreItem xmlns:ds="http://schemas.openxmlformats.org/officeDocument/2006/customXml" ds:itemID="{62178066-598B-4681-ADD3-989DB98A7463}">
+  <ds:schemaRefs>
+    <ds:schemaRef ds:uri="http://schemas.microsoft.com/sharepoint/v3/contenttype/forms"/>
+  </ds:schemaRefs>
+</ds:datastoreItem>
+</file>
+
 <file path=docMetadata/LabelInfo.xml><?xml version="1.0" encoding="utf-8"?>
 <clbl:labelList xmlns:clbl="http://schemas.microsoft.com/office/2020/mipLabelMetadata">
   <clbl:label id="{554eecc5-e26c-4620-b240-5a8bb326c33d}" enabled="1" method="Privileged" siteId="{fae6d70f-954b-4811-92b6-0530d6f84c43}" removed="0"/>
